--- a/uk-cca-app-api/src/main/resources/templates/ca/england/AIT_L001_Administrative_Termination.docx
+++ b/uk-cca-app-api/src/main/resources/templates/ca/england/AIT_L001_Administrative_Termination.docx
@@ -1,6 +1,6 @@
 
 <file path=word/document.xml><?xml version="1.0" encoding="utf-8"?>
-<w:document xmlns:wpc="http://schemas.microsoft.com/office/word/2010/wordprocessingCanvas" xmlns:cx="http://schemas.microsoft.com/office/drawing/2014/chartex" xmlns:cx1="http://schemas.microsoft.com/office/drawing/2015/9/8/chartex" xmlns:cx2="http://schemas.microsoft.com/office/drawing/2015/10/21/chartex" xmlns:cx3="http://schemas.microsoft.com/office/drawing/2016/5/9/chartex" xmlns:cx4="http://schemas.microsoft.com/office/drawing/2016/5/10/chartex" xmlns:cx5="http://schemas.microsoft.com/office/drawing/2016/5/11/chartex" xmlns:cx6="http://schemas.microsoft.com/office/drawing/2016/5/12/chartex" xmlns:cx7="http://schemas.microsoft.com/office/drawing/2016/5/13/chartex" xmlns:cx8="http://schemas.microsoft.com/office/drawing/2016/5/14/chartex" xmlns:mc="http://schemas.openxmlformats.org/markup-compatibility/2006" xmlns:aink="http://schemas.microsoft.com/office/drawing/2016/ink" xmlns:am3d="http://schemas.microsoft.com/office/drawing/2017/model3d" xmlns:o="urn:schemas-microsoft-com:office:office" xmlns:r="http://schemas.openxmlformats.org/officeDocument/2006/relationships" xmlns:m="http://schemas.openxmlformats.org/officeDocument/2006/math" xmlns:v="urn:schemas-microsoft-com:vml" xmlns:wp14="http://schemas.microsoft.com/office/word/2010/wordprocessingDrawing" xmlns:wp="http://schemas.openxmlformats.org/drawingml/2006/wordprocessingDrawing" xmlns:w10="urn:schemas-microsoft-com:office:word" xmlns:w="http://schemas.openxmlformats.org/wordprocessingml/2006/main" xmlns:w14="http://schemas.microsoft.com/office/word/2010/wordml" xmlns:w15="http://schemas.microsoft.com/office/word/2012/wordml" xmlns:w16cex="http://schemas.microsoft.com/office/word/2018/wordml/cex" xmlns:w16cid="http://schemas.microsoft.com/office/word/2016/wordml/cid" xmlns:w16="http://schemas.microsoft.com/office/word/2018/wordml" xmlns:w16sdtdh="http://schemas.microsoft.com/office/word/2020/wordml/sdtdatahash" xmlns:w16se="http://schemas.microsoft.com/office/word/2015/wordml/symex" xmlns:wpg="http://schemas.microsoft.com/office/word/2010/wordprocessingGroup" xmlns:wpi="http://schemas.microsoft.com/office/word/2010/wordprocessingInk" xmlns:wne="http://schemas.microsoft.com/office/word/2006/wordml" xmlns:wps="http://schemas.microsoft.com/office/word/2010/wordprocessingShape" mc:Ignorable="w14 w15 w16se w16cid w16 w16cex w16sdtdh wp14">
+<w:document xmlns:wpc="http://schemas.microsoft.com/office/word/2010/wordprocessingCanvas" xmlns:cx="http://schemas.microsoft.com/office/drawing/2014/chartex" xmlns:cx1="http://schemas.microsoft.com/office/drawing/2015/9/8/chartex" xmlns:cx2="http://schemas.microsoft.com/office/drawing/2015/10/21/chartex" xmlns:cx3="http://schemas.microsoft.com/office/drawing/2016/5/9/chartex" xmlns:cx4="http://schemas.microsoft.com/office/drawing/2016/5/10/chartex" xmlns:cx5="http://schemas.microsoft.com/office/drawing/2016/5/11/chartex" xmlns:cx6="http://schemas.microsoft.com/office/drawing/2016/5/12/chartex" xmlns:cx7="http://schemas.microsoft.com/office/drawing/2016/5/13/chartex" xmlns:cx8="http://schemas.microsoft.com/office/drawing/2016/5/14/chartex" xmlns:mc="http://schemas.openxmlformats.org/markup-compatibility/2006" xmlns:aink="http://schemas.microsoft.com/office/drawing/2016/ink" xmlns:am3d="http://schemas.microsoft.com/office/drawing/2017/model3d" xmlns:o="urn:schemas-microsoft-com:office:office" xmlns:oel="http://schemas.microsoft.com/office/2019/extlst" xmlns:r="http://schemas.openxmlformats.org/officeDocument/2006/relationships" xmlns:m="http://schemas.openxmlformats.org/officeDocument/2006/math" xmlns:v="urn:schemas-microsoft-com:vml" xmlns:wp14="http://schemas.microsoft.com/office/word/2010/wordprocessingDrawing" xmlns:wp="http://schemas.openxmlformats.org/drawingml/2006/wordprocessingDrawing" xmlns:w10="urn:schemas-microsoft-com:office:word" xmlns:w="http://schemas.openxmlformats.org/wordprocessingml/2006/main" xmlns:w14="http://schemas.microsoft.com/office/word/2010/wordml" xmlns:w15="http://schemas.microsoft.com/office/word/2012/wordml" xmlns:w16cex="http://schemas.microsoft.com/office/word/2018/wordml/cex" xmlns:w16cid="http://schemas.microsoft.com/office/word/2016/wordml/cid" xmlns:w16="http://schemas.microsoft.com/office/word/2018/wordml" xmlns:w16sdtdh="http://schemas.microsoft.com/office/word/2020/wordml/sdtdatahash" xmlns:w16se="http://schemas.microsoft.com/office/word/2015/wordml/symex" xmlns:wpg="http://schemas.microsoft.com/office/word/2010/wordprocessingGroup" xmlns:wpi="http://schemas.microsoft.com/office/word/2010/wordprocessingInk" xmlns:wne="http://schemas.microsoft.com/office/word/2006/wordml" xmlns:wps="http://schemas.microsoft.com/office/word/2010/wordprocessingShape" mc:Ignorable="w14 w15 w16se w16cid w16 w16cex w16sdtdh wp14">
   <w:body>
     <w:p>
       <w:pPr>
@@ -429,7 +429,10 @@
       <w:pPr>
         <w:spacing w:before="120"/>
         <w:rPr>
-          <w:sz w:val="20"/>
+          <w:rFonts w:cs="Arial"/>
+          <w:bCs/>
+          <w:sz w:val="20"/>
+          <w:lang w:val="el-GR"/>
         </w:rPr>
       </w:pPr>
       <w:r>
@@ -479,6 +482,32 @@
         </w:rPr>
         <w:fldChar w:fldCharType="end"/>
       </w:r>
+      <w:r>
+        <w:rPr>
+          <w:rFonts w:cs="Arial"/>
+          <w:bCs/>
+          <w:sz w:val="20"/>
+        </w:rPr>
+        <w:t>,</w:t>
+      </w:r>
+      <w:r>
+        <w:rPr>
+          <w:rFonts w:cs="Arial"/>
+          <w:bCs/>
+          <w:sz w:val="20"/>
+          <w:lang w:val="el-GR"/>
+        </w:rPr>
+        <w:t xml:space="preserve"> </w:t>
+      </w:r>
+    </w:p>
+    <w:p>
+      <w:pPr>
+        <w:spacing w:before="120"/>
+        <w:rPr>
+          <w:sz w:val="20"/>
+          <w:lang w:val="el-GR"/>
+        </w:rPr>
+      </w:pPr>
     </w:p>
     <w:p>
       <w:pPr>
@@ -1131,7 +1160,7 @@
             <v:path o:extrusionok="f" gradientshapeok="t" o:connecttype="rect"/>
             <o:lock v:ext="edit" aspectratio="t"/>
           </v:shapetype>
-          <v:shape id="_x0000_i1025" type="#_x0000_t75" style="width:148.2pt;height:70.2pt">
+          <v:shape id="_x0000_i1025" type="#_x0000_t75" style="width:148.5pt;height:70.5pt">
             <v:imagedata r:id="rId8" o:title="CCA_logo_for_letter"/>
           </v:shape>
         </w:pict>
@@ -1324,7 +1353,7 @@
 </file>
 
 <file path=word/endnotes.xml><?xml version="1.0" encoding="utf-8"?>
-<w:endnotes xmlns:wpc="http://schemas.microsoft.com/office/word/2010/wordprocessingCanvas" xmlns:cx="http://schemas.microsoft.com/office/drawing/2014/chartex" xmlns:cx1="http://schemas.microsoft.com/office/drawing/2015/9/8/chartex" xmlns:cx2="http://schemas.microsoft.com/office/drawing/2015/10/21/chartex" xmlns:cx3="http://schemas.microsoft.com/office/drawing/2016/5/9/chartex" xmlns:cx4="http://schemas.microsoft.com/office/drawing/2016/5/10/chartex" xmlns:cx5="http://schemas.microsoft.com/office/drawing/2016/5/11/chartex" xmlns:cx6="http://schemas.microsoft.com/office/drawing/2016/5/12/chartex" xmlns:cx7="http://schemas.microsoft.com/office/drawing/2016/5/13/chartex" xmlns:cx8="http://schemas.microsoft.com/office/drawing/2016/5/14/chartex" xmlns:mc="http://schemas.openxmlformats.org/markup-compatibility/2006" xmlns:aink="http://schemas.microsoft.com/office/drawing/2016/ink" xmlns:am3d="http://schemas.microsoft.com/office/drawing/2017/model3d" xmlns:o="urn:schemas-microsoft-com:office:office" xmlns:r="http://schemas.openxmlformats.org/officeDocument/2006/relationships" xmlns:m="http://schemas.openxmlformats.org/officeDocument/2006/math" xmlns:v="urn:schemas-microsoft-com:vml" xmlns:wp14="http://schemas.microsoft.com/office/word/2010/wordprocessingDrawing" xmlns:wp="http://schemas.openxmlformats.org/drawingml/2006/wordprocessingDrawing" xmlns:w10="urn:schemas-microsoft-com:office:word" xmlns:w="http://schemas.openxmlformats.org/wordprocessingml/2006/main" xmlns:w14="http://schemas.microsoft.com/office/word/2010/wordml" xmlns:w15="http://schemas.microsoft.com/office/word/2012/wordml" xmlns:w16cex="http://schemas.microsoft.com/office/word/2018/wordml/cex" xmlns:w16cid="http://schemas.microsoft.com/office/word/2016/wordml/cid" xmlns:w16="http://schemas.microsoft.com/office/word/2018/wordml" xmlns:w16sdtdh="http://schemas.microsoft.com/office/word/2020/wordml/sdtdatahash" xmlns:w16se="http://schemas.microsoft.com/office/word/2015/wordml/symex" xmlns:wpg="http://schemas.microsoft.com/office/word/2010/wordprocessingGroup" xmlns:wpi="http://schemas.microsoft.com/office/word/2010/wordprocessingInk" xmlns:wne="http://schemas.microsoft.com/office/word/2006/wordml" xmlns:wps="http://schemas.microsoft.com/office/word/2010/wordprocessingShape" mc:Ignorable="w14 w15 w16se w16cid w16 w16cex w16sdtdh wp14">
+<w:endnotes xmlns:wpc="http://schemas.microsoft.com/office/word/2010/wordprocessingCanvas" xmlns:cx="http://schemas.microsoft.com/office/drawing/2014/chartex" xmlns:cx1="http://schemas.microsoft.com/office/drawing/2015/9/8/chartex" xmlns:cx2="http://schemas.microsoft.com/office/drawing/2015/10/21/chartex" xmlns:cx3="http://schemas.microsoft.com/office/drawing/2016/5/9/chartex" xmlns:cx4="http://schemas.microsoft.com/office/drawing/2016/5/10/chartex" xmlns:cx5="http://schemas.microsoft.com/office/drawing/2016/5/11/chartex" xmlns:cx6="http://schemas.microsoft.com/office/drawing/2016/5/12/chartex" xmlns:cx7="http://schemas.microsoft.com/office/drawing/2016/5/13/chartex" xmlns:cx8="http://schemas.microsoft.com/office/drawing/2016/5/14/chartex" xmlns:mc="http://schemas.openxmlformats.org/markup-compatibility/2006" xmlns:aink="http://schemas.microsoft.com/office/drawing/2016/ink" xmlns:am3d="http://schemas.microsoft.com/office/drawing/2017/model3d" xmlns:o="urn:schemas-microsoft-com:office:office" xmlns:oel="http://schemas.microsoft.com/office/2019/extlst" xmlns:r="http://schemas.openxmlformats.org/officeDocument/2006/relationships" xmlns:m="http://schemas.openxmlformats.org/officeDocument/2006/math" xmlns:v="urn:schemas-microsoft-com:vml" xmlns:wp14="http://schemas.microsoft.com/office/word/2010/wordprocessingDrawing" xmlns:wp="http://schemas.openxmlformats.org/drawingml/2006/wordprocessingDrawing" xmlns:w10="urn:schemas-microsoft-com:office:word" xmlns:w="http://schemas.openxmlformats.org/wordprocessingml/2006/main" xmlns:w14="http://schemas.microsoft.com/office/word/2010/wordml" xmlns:w15="http://schemas.microsoft.com/office/word/2012/wordml" xmlns:w16cex="http://schemas.microsoft.com/office/word/2018/wordml/cex" xmlns:w16cid="http://schemas.microsoft.com/office/word/2016/wordml/cid" xmlns:w16="http://schemas.microsoft.com/office/word/2018/wordml" xmlns:w16sdtdh="http://schemas.microsoft.com/office/word/2020/wordml/sdtdatahash" xmlns:w16se="http://schemas.microsoft.com/office/word/2015/wordml/symex" xmlns:wpg="http://schemas.microsoft.com/office/word/2010/wordprocessingGroup" xmlns:wpi="http://schemas.microsoft.com/office/word/2010/wordprocessingInk" xmlns:wne="http://schemas.microsoft.com/office/word/2006/wordml" xmlns:wps="http://schemas.microsoft.com/office/word/2010/wordprocessingShape" mc:Ignorable="w14 w15 w16se w16cid w16 w16cex w16sdtdh wp14">
   <w:endnote w:type="separator" w:id="-1">
     <w:p>
       <w:r>
@@ -1343,7 +1372,7 @@
 </file>
 
 <file path=word/footer1.xml><?xml version="1.0" encoding="utf-8"?>
-<w:ftr xmlns:wpc="http://schemas.microsoft.com/office/word/2010/wordprocessingCanvas" xmlns:cx="http://schemas.microsoft.com/office/drawing/2014/chartex" xmlns:cx1="http://schemas.microsoft.com/office/drawing/2015/9/8/chartex" xmlns:cx2="http://schemas.microsoft.com/office/drawing/2015/10/21/chartex" xmlns:cx3="http://schemas.microsoft.com/office/drawing/2016/5/9/chartex" xmlns:cx4="http://schemas.microsoft.com/office/drawing/2016/5/10/chartex" xmlns:cx5="http://schemas.microsoft.com/office/drawing/2016/5/11/chartex" xmlns:cx6="http://schemas.microsoft.com/office/drawing/2016/5/12/chartex" xmlns:cx7="http://schemas.microsoft.com/office/drawing/2016/5/13/chartex" xmlns:cx8="http://schemas.microsoft.com/office/drawing/2016/5/14/chartex" xmlns:mc="http://schemas.openxmlformats.org/markup-compatibility/2006" xmlns:aink="http://schemas.microsoft.com/office/drawing/2016/ink" xmlns:am3d="http://schemas.microsoft.com/office/drawing/2017/model3d" xmlns:o="urn:schemas-microsoft-com:office:office" xmlns:r="http://schemas.openxmlformats.org/officeDocument/2006/relationships" xmlns:m="http://schemas.openxmlformats.org/officeDocument/2006/math" xmlns:v="urn:schemas-microsoft-com:vml" xmlns:wp14="http://schemas.microsoft.com/office/word/2010/wordprocessingDrawing" xmlns:wp="http://schemas.openxmlformats.org/drawingml/2006/wordprocessingDrawing" xmlns:w10="urn:schemas-microsoft-com:office:word" xmlns:w="http://schemas.openxmlformats.org/wordprocessingml/2006/main" xmlns:w14="http://schemas.microsoft.com/office/word/2010/wordml" xmlns:w15="http://schemas.microsoft.com/office/word/2012/wordml" xmlns:w16cex="http://schemas.microsoft.com/office/word/2018/wordml/cex" xmlns:w16cid="http://schemas.microsoft.com/office/word/2016/wordml/cid" xmlns:w16="http://schemas.microsoft.com/office/word/2018/wordml" xmlns:w16sdtdh="http://schemas.microsoft.com/office/word/2020/wordml/sdtdatahash" xmlns:w16se="http://schemas.microsoft.com/office/word/2015/wordml/symex" xmlns:wpg="http://schemas.microsoft.com/office/word/2010/wordprocessingGroup" xmlns:wpi="http://schemas.microsoft.com/office/word/2010/wordprocessingInk" xmlns:wne="http://schemas.microsoft.com/office/word/2006/wordml" xmlns:wps="http://schemas.microsoft.com/office/word/2010/wordprocessingShape" mc:Ignorable="w14 w15 w16se w16cid w16 w16cex w16sdtdh wp14">
+<w:ftr xmlns:wpc="http://schemas.microsoft.com/office/word/2010/wordprocessingCanvas" xmlns:cx="http://schemas.microsoft.com/office/drawing/2014/chartex" xmlns:cx1="http://schemas.microsoft.com/office/drawing/2015/9/8/chartex" xmlns:cx2="http://schemas.microsoft.com/office/drawing/2015/10/21/chartex" xmlns:cx3="http://schemas.microsoft.com/office/drawing/2016/5/9/chartex" xmlns:cx4="http://schemas.microsoft.com/office/drawing/2016/5/10/chartex" xmlns:cx5="http://schemas.microsoft.com/office/drawing/2016/5/11/chartex" xmlns:cx6="http://schemas.microsoft.com/office/drawing/2016/5/12/chartex" xmlns:cx7="http://schemas.microsoft.com/office/drawing/2016/5/13/chartex" xmlns:cx8="http://schemas.microsoft.com/office/drawing/2016/5/14/chartex" xmlns:mc="http://schemas.openxmlformats.org/markup-compatibility/2006" xmlns:aink="http://schemas.microsoft.com/office/drawing/2016/ink" xmlns:am3d="http://schemas.microsoft.com/office/drawing/2017/model3d" xmlns:o="urn:schemas-microsoft-com:office:office" xmlns:oel="http://schemas.microsoft.com/office/2019/extlst" xmlns:r="http://schemas.openxmlformats.org/officeDocument/2006/relationships" xmlns:m="http://schemas.openxmlformats.org/officeDocument/2006/math" xmlns:v="urn:schemas-microsoft-com:vml" xmlns:wp14="http://schemas.microsoft.com/office/word/2010/wordprocessingDrawing" xmlns:wp="http://schemas.openxmlformats.org/drawingml/2006/wordprocessingDrawing" xmlns:w10="urn:schemas-microsoft-com:office:word" xmlns:w="http://schemas.openxmlformats.org/wordprocessingml/2006/main" xmlns:w14="http://schemas.microsoft.com/office/word/2010/wordml" xmlns:w15="http://schemas.microsoft.com/office/word/2012/wordml" xmlns:w16cex="http://schemas.microsoft.com/office/word/2018/wordml/cex" xmlns:w16cid="http://schemas.microsoft.com/office/word/2016/wordml/cid" xmlns:w16="http://schemas.microsoft.com/office/word/2018/wordml" xmlns:w16sdtdh="http://schemas.microsoft.com/office/word/2020/wordml/sdtdatahash" xmlns:w16se="http://schemas.microsoft.com/office/word/2015/wordml/symex" xmlns:wpg="http://schemas.microsoft.com/office/word/2010/wordprocessingGroup" xmlns:wpi="http://schemas.microsoft.com/office/word/2010/wordprocessingInk" xmlns:wne="http://schemas.microsoft.com/office/word/2006/wordml" xmlns:wps="http://schemas.microsoft.com/office/word/2010/wordprocessingShape" mc:Ignorable="w14 w15 w16se w16cid w16 w16cex w16sdtdh wp14">
   <w:p>
     <w:pPr>
       <w:pStyle w:val="Footer"/>
@@ -1423,7 +1452,7 @@
 </file>
 
 <file path=word/footer2.xml><?xml version="1.0" encoding="utf-8"?>
-<w:ftr xmlns:wpc="http://schemas.microsoft.com/office/word/2010/wordprocessingCanvas" xmlns:cx="http://schemas.microsoft.com/office/drawing/2014/chartex" xmlns:cx1="http://schemas.microsoft.com/office/drawing/2015/9/8/chartex" xmlns:cx2="http://schemas.microsoft.com/office/drawing/2015/10/21/chartex" xmlns:cx3="http://schemas.microsoft.com/office/drawing/2016/5/9/chartex" xmlns:cx4="http://schemas.microsoft.com/office/drawing/2016/5/10/chartex" xmlns:cx5="http://schemas.microsoft.com/office/drawing/2016/5/11/chartex" xmlns:cx6="http://schemas.microsoft.com/office/drawing/2016/5/12/chartex" xmlns:cx7="http://schemas.microsoft.com/office/drawing/2016/5/13/chartex" xmlns:cx8="http://schemas.microsoft.com/office/drawing/2016/5/14/chartex" xmlns:mc="http://schemas.openxmlformats.org/markup-compatibility/2006" xmlns:aink="http://schemas.microsoft.com/office/drawing/2016/ink" xmlns:am3d="http://schemas.microsoft.com/office/drawing/2017/model3d" xmlns:o="urn:schemas-microsoft-com:office:office" xmlns:r="http://schemas.openxmlformats.org/officeDocument/2006/relationships" xmlns:m="http://schemas.openxmlformats.org/officeDocument/2006/math" xmlns:v="urn:schemas-microsoft-com:vml" xmlns:wp14="http://schemas.microsoft.com/office/word/2010/wordprocessingDrawing" xmlns:wp="http://schemas.openxmlformats.org/drawingml/2006/wordprocessingDrawing" xmlns:w10="urn:schemas-microsoft-com:office:word" xmlns:w="http://schemas.openxmlformats.org/wordprocessingml/2006/main" xmlns:w14="http://schemas.microsoft.com/office/word/2010/wordml" xmlns:w15="http://schemas.microsoft.com/office/word/2012/wordml" xmlns:w16cex="http://schemas.microsoft.com/office/word/2018/wordml/cex" xmlns:w16cid="http://schemas.microsoft.com/office/word/2016/wordml/cid" xmlns:w16="http://schemas.microsoft.com/office/word/2018/wordml" xmlns:w16sdtdh="http://schemas.microsoft.com/office/word/2020/wordml/sdtdatahash" xmlns:w16se="http://schemas.microsoft.com/office/word/2015/wordml/symex" xmlns:wpg="http://schemas.microsoft.com/office/word/2010/wordprocessingGroup" xmlns:wpi="http://schemas.microsoft.com/office/word/2010/wordprocessingInk" xmlns:wne="http://schemas.microsoft.com/office/word/2006/wordml" xmlns:wps="http://schemas.microsoft.com/office/word/2010/wordprocessingShape" mc:Ignorable="w14 w15 w16se w16cid w16 w16cex w16sdtdh wp14">
+<w:ftr xmlns:wpc="http://schemas.microsoft.com/office/word/2010/wordprocessingCanvas" xmlns:cx="http://schemas.microsoft.com/office/drawing/2014/chartex" xmlns:cx1="http://schemas.microsoft.com/office/drawing/2015/9/8/chartex" xmlns:cx2="http://schemas.microsoft.com/office/drawing/2015/10/21/chartex" xmlns:cx3="http://schemas.microsoft.com/office/drawing/2016/5/9/chartex" xmlns:cx4="http://schemas.microsoft.com/office/drawing/2016/5/10/chartex" xmlns:cx5="http://schemas.microsoft.com/office/drawing/2016/5/11/chartex" xmlns:cx6="http://schemas.microsoft.com/office/drawing/2016/5/12/chartex" xmlns:cx7="http://schemas.microsoft.com/office/drawing/2016/5/13/chartex" xmlns:cx8="http://schemas.microsoft.com/office/drawing/2016/5/14/chartex" xmlns:mc="http://schemas.openxmlformats.org/markup-compatibility/2006" xmlns:aink="http://schemas.microsoft.com/office/drawing/2016/ink" xmlns:am3d="http://schemas.microsoft.com/office/drawing/2017/model3d" xmlns:o="urn:schemas-microsoft-com:office:office" xmlns:oel="http://schemas.microsoft.com/office/2019/extlst" xmlns:r="http://schemas.openxmlformats.org/officeDocument/2006/relationships" xmlns:m="http://schemas.openxmlformats.org/officeDocument/2006/math" xmlns:v="urn:schemas-microsoft-com:vml" xmlns:wp14="http://schemas.microsoft.com/office/word/2010/wordprocessingDrawing" xmlns:wp="http://schemas.openxmlformats.org/drawingml/2006/wordprocessingDrawing" xmlns:w10="urn:schemas-microsoft-com:office:word" xmlns:w="http://schemas.openxmlformats.org/wordprocessingml/2006/main" xmlns:w14="http://schemas.microsoft.com/office/word/2010/wordml" xmlns:w15="http://schemas.microsoft.com/office/word/2012/wordml" xmlns:w16cex="http://schemas.microsoft.com/office/word/2018/wordml/cex" xmlns:w16cid="http://schemas.microsoft.com/office/word/2016/wordml/cid" xmlns:w16="http://schemas.microsoft.com/office/word/2018/wordml" xmlns:w16sdtdh="http://schemas.microsoft.com/office/word/2020/wordml/sdtdatahash" xmlns:w16se="http://schemas.microsoft.com/office/word/2015/wordml/symex" xmlns:wpg="http://schemas.microsoft.com/office/word/2010/wordprocessingGroup" xmlns:wpi="http://schemas.microsoft.com/office/word/2010/wordprocessingInk" xmlns:wne="http://schemas.microsoft.com/office/word/2006/wordml" xmlns:wps="http://schemas.microsoft.com/office/word/2010/wordprocessingShape" mc:Ignorable="w14 w15 w16se w16cid w16 w16cex w16sdtdh wp14">
   <w:tbl>
     <w:tblPr>
       <w:tblW w:w="9286" w:type="dxa"/>
@@ -1618,7 +1647,7 @@
 </file>
 
 <file path=word/footer3.xml><?xml version="1.0" encoding="utf-8"?>
-<w:ftr xmlns:wpc="http://schemas.microsoft.com/office/word/2010/wordprocessingCanvas" xmlns:cx="http://schemas.microsoft.com/office/drawing/2014/chartex" xmlns:cx1="http://schemas.microsoft.com/office/drawing/2015/9/8/chartex" xmlns:cx2="http://schemas.microsoft.com/office/drawing/2015/10/21/chartex" xmlns:cx3="http://schemas.microsoft.com/office/drawing/2016/5/9/chartex" xmlns:cx4="http://schemas.microsoft.com/office/drawing/2016/5/10/chartex" xmlns:cx5="http://schemas.microsoft.com/office/drawing/2016/5/11/chartex" xmlns:cx6="http://schemas.microsoft.com/office/drawing/2016/5/12/chartex" xmlns:cx7="http://schemas.microsoft.com/office/drawing/2016/5/13/chartex" xmlns:cx8="http://schemas.microsoft.com/office/drawing/2016/5/14/chartex" xmlns:mc="http://schemas.openxmlformats.org/markup-compatibility/2006" xmlns:aink="http://schemas.microsoft.com/office/drawing/2016/ink" xmlns:am3d="http://schemas.microsoft.com/office/drawing/2017/model3d" xmlns:o="urn:schemas-microsoft-com:office:office" xmlns:r="http://schemas.openxmlformats.org/officeDocument/2006/relationships" xmlns:m="http://schemas.openxmlformats.org/officeDocument/2006/math" xmlns:v="urn:schemas-microsoft-com:vml" xmlns:wp14="http://schemas.microsoft.com/office/word/2010/wordprocessingDrawing" xmlns:wp="http://schemas.openxmlformats.org/drawingml/2006/wordprocessingDrawing" xmlns:w10="urn:schemas-microsoft-com:office:word" xmlns:w="http://schemas.openxmlformats.org/wordprocessingml/2006/main" xmlns:w14="http://schemas.microsoft.com/office/word/2010/wordml" xmlns:w15="http://schemas.microsoft.com/office/word/2012/wordml" xmlns:w16cex="http://schemas.microsoft.com/office/word/2018/wordml/cex" xmlns:w16cid="http://schemas.microsoft.com/office/word/2016/wordml/cid" xmlns:w16="http://schemas.microsoft.com/office/word/2018/wordml" xmlns:w16sdtdh="http://schemas.microsoft.com/office/word/2020/wordml/sdtdatahash" xmlns:w16se="http://schemas.microsoft.com/office/word/2015/wordml/symex" xmlns:wpg="http://schemas.microsoft.com/office/word/2010/wordprocessingGroup" xmlns:wpi="http://schemas.microsoft.com/office/word/2010/wordprocessingInk" xmlns:wne="http://schemas.microsoft.com/office/word/2006/wordml" xmlns:wps="http://schemas.microsoft.com/office/word/2010/wordprocessingShape" mc:Ignorable="w14 w15 w16se w16cid w16 w16cex w16sdtdh wp14">
+<w:ftr xmlns:wpc="http://schemas.microsoft.com/office/word/2010/wordprocessingCanvas" xmlns:cx="http://schemas.microsoft.com/office/drawing/2014/chartex" xmlns:cx1="http://schemas.microsoft.com/office/drawing/2015/9/8/chartex" xmlns:cx2="http://schemas.microsoft.com/office/drawing/2015/10/21/chartex" xmlns:cx3="http://schemas.microsoft.com/office/drawing/2016/5/9/chartex" xmlns:cx4="http://schemas.microsoft.com/office/drawing/2016/5/10/chartex" xmlns:cx5="http://schemas.microsoft.com/office/drawing/2016/5/11/chartex" xmlns:cx6="http://schemas.microsoft.com/office/drawing/2016/5/12/chartex" xmlns:cx7="http://schemas.microsoft.com/office/drawing/2016/5/13/chartex" xmlns:cx8="http://schemas.microsoft.com/office/drawing/2016/5/14/chartex" xmlns:mc="http://schemas.openxmlformats.org/markup-compatibility/2006" xmlns:aink="http://schemas.microsoft.com/office/drawing/2016/ink" xmlns:am3d="http://schemas.microsoft.com/office/drawing/2017/model3d" xmlns:o="urn:schemas-microsoft-com:office:office" xmlns:oel="http://schemas.microsoft.com/office/2019/extlst" xmlns:r="http://schemas.openxmlformats.org/officeDocument/2006/relationships" xmlns:m="http://schemas.openxmlformats.org/officeDocument/2006/math" xmlns:v="urn:schemas-microsoft-com:vml" xmlns:wp14="http://schemas.microsoft.com/office/word/2010/wordprocessingDrawing" xmlns:wp="http://schemas.openxmlformats.org/drawingml/2006/wordprocessingDrawing" xmlns:w10="urn:schemas-microsoft-com:office:word" xmlns:w="http://schemas.openxmlformats.org/wordprocessingml/2006/main" xmlns:w14="http://schemas.microsoft.com/office/word/2010/wordml" xmlns:w15="http://schemas.microsoft.com/office/word/2012/wordml" xmlns:w16cex="http://schemas.microsoft.com/office/word/2018/wordml/cex" xmlns:w16cid="http://schemas.microsoft.com/office/word/2016/wordml/cid" xmlns:w16="http://schemas.microsoft.com/office/word/2018/wordml" xmlns:w16sdtdh="http://schemas.microsoft.com/office/word/2020/wordml/sdtdatahash" xmlns:w16se="http://schemas.microsoft.com/office/word/2015/wordml/symex" xmlns:wpg="http://schemas.microsoft.com/office/word/2010/wordprocessingGroup" xmlns:wpi="http://schemas.microsoft.com/office/word/2010/wordprocessingInk" xmlns:wne="http://schemas.microsoft.com/office/word/2006/wordml" xmlns:wps="http://schemas.microsoft.com/office/word/2010/wordprocessingShape" mc:Ignorable="w14 w15 w16se w16cid w16 w16cex w16sdtdh wp14">
   <w:tbl>
     <w:tblPr>
       <w:tblW w:w="9286" w:type="dxa"/>
@@ -1813,7 +1842,7 @@
 </file>
 
 <file path=word/footnotes.xml><?xml version="1.0" encoding="utf-8"?>
-<w:footnotes xmlns:wpc="http://schemas.microsoft.com/office/word/2010/wordprocessingCanvas" xmlns:cx="http://schemas.microsoft.com/office/drawing/2014/chartex" xmlns:cx1="http://schemas.microsoft.com/office/drawing/2015/9/8/chartex" xmlns:cx2="http://schemas.microsoft.com/office/drawing/2015/10/21/chartex" xmlns:cx3="http://schemas.microsoft.com/office/drawing/2016/5/9/chartex" xmlns:cx4="http://schemas.microsoft.com/office/drawing/2016/5/10/chartex" xmlns:cx5="http://schemas.microsoft.com/office/drawing/2016/5/11/chartex" xmlns:cx6="http://schemas.microsoft.com/office/drawing/2016/5/12/chartex" xmlns:cx7="http://schemas.microsoft.com/office/drawing/2016/5/13/chartex" xmlns:cx8="http://schemas.microsoft.com/office/drawing/2016/5/14/chartex" xmlns:mc="http://schemas.openxmlformats.org/markup-compatibility/2006" xmlns:aink="http://schemas.microsoft.com/office/drawing/2016/ink" xmlns:am3d="http://schemas.microsoft.com/office/drawing/2017/model3d" xmlns:o="urn:schemas-microsoft-com:office:office" xmlns:r="http://schemas.openxmlformats.org/officeDocument/2006/relationships" xmlns:m="http://schemas.openxmlformats.org/officeDocument/2006/math" xmlns:v="urn:schemas-microsoft-com:vml" xmlns:wp14="http://schemas.microsoft.com/office/word/2010/wordprocessingDrawing" xmlns:wp="http://schemas.openxmlformats.org/drawingml/2006/wordprocessingDrawing" xmlns:w10="urn:schemas-microsoft-com:office:word" xmlns:w="http://schemas.openxmlformats.org/wordprocessingml/2006/main" xmlns:w14="http://schemas.microsoft.com/office/word/2010/wordml" xmlns:w15="http://schemas.microsoft.com/office/word/2012/wordml" xmlns:w16cex="http://schemas.microsoft.com/office/word/2018/wordml/cex" xmlns:w16cid="http://schemas.microsoft.com/office/word/2016/wordml/cid" xmlns:w16="http://schemas.microsoft.com/office/word/2018/wordml" xmlns:w16sdtdh="http://schemas.microsoft.com/office/word/2020/wordml/sdtdatahash" xmlns:w16se="http://schemas.microsoft.com/office/word/2015/wordml/symex" xmlns:wpg="http://schemas.microsoft.com/office/word/2010/wordprocessingGroup" xmlns:wpi="http://schemas.microsoft.com/office/word/2010/wordprocessingInk" xmlns:wne="http://schemas.microsoft.com/office/word/2006/wordml" xmlns:wps="http://schemas.microsoft.com/office/word/2010/wordprocessingShape" mc:Ignorable="w14 w15 w16se w16cid w16 w16cex w16sdtdh wp14">
+<w:footnotes xmlns:wpc="http://schemas.microsoft.com/office/word/2010/wordprocessingCanvas" xmlns:cx="http://schemas.microsoft.com/office/drawing/2014/chartex" xmlns:cx1="http://schemas.microsoft.com/office/drawing/2015/9/8/chartex" xmlns:cx2="http://schemas.microsoft.com/office/drawing/2015/10/21/chartex" xmlns:cx3="http://schemas.microsoft.com/office/drawing/2016/5/9/chartex" xmlns:cx4="http://schemas.microsoft.com/office/drawing/2016/5/10/chartex" xmlns:cx5="http://schemas.microsoft.com/office/drawing/2016/5/11/chartex" xmlns:cx6="http://schemas.microsoft.com/office/drawing/2016/5/12/chartex" xmlns:cx7="http://schemas.microsoft.com/office/drawing/2016/5/13/chartex" xmlns:cx8="http://schemas.microsoft.com/office/drawing/2016/5/14/chartex" xmlns:mc="http://schemas.openxmlformats.org/markup-compatibility/2006" xmlns:aink="http://schemas.microsoft.com/office/drawing/2016/ink" xmlns:am3d="http://schemas.microsoft.com/office/drawing/2017/model3d" xmlns:o="urn:schemas-microsoft-com:office:office" xmlns:oel="http://schemas.microsoft.com/office/2019/extlst" xmlns:r="http://schemas.openxmlformats.org/officeDocument/2006/relationships" xmlns:m="http://schemas.openxmlformats.org/officeDocument/2006/math" xmlns:v="urn:schemas-microsoft-com:vml" xmlns:wp14="http://schemas.microsoft.com/office/word/2010/wordprocessingDrawing" xmlns:wp="http://schemas.openxmlformats.org/drawingml/2006/wordprocessingDrawing" xmlns:w10="urn:schemas-microsoft-com:office:word" xmlns:w="http://schemas.openxmlformats.org/wordprocessingml/2006/main" xmlns:w14="http://schemas.microsoft.com/office/word/2010/wordml" xmlns:w15="http://schemas.microsoft.com/office/word/2012/wordml" xmlns:w16cex="http://schemas.microsoft.com/office/word/2018/wordml/cex" xmlns:w16cid="http://schemas.microsoft.com/office/word/2016/wordml/cid" xmlns:w16="http://schemas.microsoft.com/office/word/2018/wordml" xmlns:w16sdtdh="http://schemas.microsoft.com/office/word/2020/wordml/sdtdatahash" xmlns:w16se="http://schemas.microsoft.com/office/word/2015/wordml/symex" xmlns:wpg="http://schemas.microsoft.com/office/word/2010/wordprocessingGroup" xmlns:wpi="http://schemas.microsoft.com/office/word/2010/wordprocessingInk" xmlns:wne="http://schemas.microsoft.com/office/word/2006/wordml" xmlns:wps="http://schemas.microsoft.com/office/word/2010/wordprocessingShape" mc:Ignorable="w14 w15 w16se w16cid w16 w16cex w16sdtdh wp14">
   <w:footnote w:type="separator" w:id="-1">
     <w:p>
       <w:r>
@@ -1832,7 +1861,7 @@
 </file>
 
 <file path=word/header1.xml><?xml version="1.0" encoding="utf-8"?>
-<w:hdr xmlns:wpc="http://schemas.microsoft.com/office/word/2010/wordprocessingCanvas" xmlns:cx="http://schemas.microsoft.com/office/drawing/2014/chartex" xmlns:cx1="http://schemas.microsoft.com/office/drawing/2015/9/8/chartex" xmlns:cx2="http://schemas.microsoft.com/office/drawing/2015/10/21/chartex" xmlns:cx3="http://schemas.microsoft.com/office/drawing/2016/5/9/chartex" xmlns:cx4="http://schemas.microsoft.com/office/drawing/2016/5/10/chartex" xmlns:cx5="http://schemas.microsoft.com/office/drawing/2016/5/11/chartex" xmlns:cx6="http://schemas.microsoft.com/office/drawing/2016/5/12/chartex" xmlns:cx7="http://schemas.microsoft.com/office/drawing/2016/5/13/chartex" xmlns:cx8="http://schemas.microsoft.com/office/drawing/2016/5/14/chartex" xmlns:mc="http://schemas.openxmlformats.org/markup-compatibility/2006" xmlns:aink="http://schemas.microsoft.com/office/drawing/2016/ink" xmlns:am3d="http://schemas.microsoft.com/office/drawing/2017/model3d" xmlns:o="urn:schemas-microsoft-com:office:office" xmlns:r="http://schemas.openxmlformats.org/officeDocument/2006/relationships" xmlns:m="http://schemas.openxmlformats.org/officeDocument/2006/math" xmlns:v="urn:schemas-microsoft-com:vml" xmlns:wp14="http://schemas.microsoft.com/office/word/2010/wordprocessingDrawing" xmlns:wp="http://schemas.openxmlformats.org/drawingml/2006/wordprocessingDrawing" xmlns:w10="urn:schemas-microsoft-com:office:word" xmlns:w="http://schemas.openxmlformats.org/wordprocessingml/2006/main" xmlns:w14="http://schemas.microsoft.com/office/word/2010/wordml" xmlns:w15="http://schemas.microsoft.com/office/word/2012/wordml" xmlns:w16cex="http://schemas.microsoft.com/office/word/2018/wordml/cex" xmlns:w16cid="http://schemas.microsoft.com/office/word/2016/wordml/cid" xmlns:w16="http://schemas.microsoft.com/office/word/2018/wordml" xmlns:w16sdtdh="http://schemas.microsoft.com/office/word/2020/wordml/sdtdatahash" xmlns:w16se="http://schemas.microsoft.com/office/word/2015/wordml/symex" xmlns:wpg="http://schemas.microsoft.com/office/word/2010/wordprocessingGroup" xmlns:wpi="http://schemas.microsoft.com/office/word/2010/wordprocessingInk" xmlns:wne="http://schemas.microsoft.com/office/word/2006/wordml" xmlns:wps="http://schemas.microsoft.com/office/word/2010/wordprocessingShape" mc:Ignorable="w14 w15 w16se w16cid w16 w16cex w16sdtdh wp14">
+<w:hdr xmlns:wpc="http://schemas.microsoft.com/office/word/2010/wordprocessingCanvas" xmlns:cx="http://schemas.microsoft.com/office/drawing/2014/chartex" xmlns:cx1="http://schemas.microsoft.com/office/drawing/2015/9/8/chartex" xmlns:cx2="http://schemas.microsoft.com/office/drawing/2015/10/21/chartex" xmlns:cx3="http://schemas.microsoft.com/office/drawing/2016/5/9/chartex" xmlns:cx4="http://schemas.microsoft.com/office/drawing/2016/5/10/chartex" xmlns:cx5="http://schemas.microsoft.com/office/drawing/2016/5/11/chartex" xmlns:cx6="http://schemas.microsoft.com/office/drawing/2016/5/12/chartex" xmlns:cx7="http://schemas.microsoft.com/office/drawing/2016/5/13/chartex" xmlns:cx8="http://schemas.microsoft.com/office/drawing/2016/5/14/chartex" xmlns:mc="http://schemas.openxmlformats.org/markup-compatibility/2006" xmlns:aink="http://schemas.microsoft.com/office/drawing/2016/ink" xmlns:am3d="http://schemas.microsoft.com/office/drawing/2017/model3d" xmlns:o="urn:schemas-microsoft-com:office:office" xmlns:oel="http://schemas.microsoft.com/office/2019/extlst" xmlns:r="http://schemas.openxmlformats.org/officeDocument/2006/relationships" xmlns:m="http://schemas.openxmlformats.org/officeDocument/2006/math" xmlns:v="urn:schemas-microsoft-com:vml" xmlns:wp14="http://schemas.microsoft.com/office/word/2010/wordprocessingDrawing" xmlns:wp="http://schemas.openxmlformats.org/drawingml/2006/wordprocessingDrawing" xmlns:w10="urn:schemas-microsoft-com:office:word" xmlns:w="http://schemas.openxmlformats.org/wordprocessingml/2006/main" xmlns:w14="http://schemas.microsoft.com/office/word/2010/wordml" xmlns:w15="http://schemas.microsoft.com/office/word/2012/wordml" xmlns:w16cex="http://schemas.microsoft.com/office/word/2018/wordml/cex" xmlns:w16cid="http://schemas.microsoft.com/office/word/2016/wordml/cid" xmlns:w16="http://schemas.microsoft.com/office/word/2018/wordml" xmlns:w16sdtdh="http://schemas.microsoft.com/office/word/2020/wordml/sdtdatahash" xmlns:w16se="http://schemas.microsoft.com/office/word/2015/wordml/symex" xmlns:wpg="http://schemas.microsoft.com/office/word/2010/wordprocessingGroup" xmlns:wpi="http://schemas.microsoft.com/office/word/2010/wordprocessingInk" xmlns:wne="http://schemas.microsoft.com/office/word/2006/wordml" xmlns:wps="http://schemas.microsoft.com/office/word/2010/wordprocessingShape" mc:Ignorable="w14 w15 w16se w16cid w16 w16cex w16sdtdh wp14">
   <w:p>
     <w:pPr>
       <w:pStyle w:val="Header"/>
@@ -1859,7 +1888,7 @@
           <v:path o:extrusionok="f" gradientshapeok="t" o:connecttype="rect"/>
           <o:lock v:ext="edit" aspectratio="t"/>
         </v:shapetype>
-        <v:shape id="_x0000_i1026" type="#_x0000_t75" style="width:181.8pt;height:60pt;mso-position-horizontal:right" o:allowoverlap="f">
+        <v:shape id="_x0000_i1026" type="#_x0000_t75" style="width:181.5pt;height:60pt;mso-position-horizontal:right" o:allowoverlap="f">
           <v:imagedata r:id="rId1" o:title=""/>
         </v:shape>
       </w:pict>
@@ -1869,7 +1898,7 @@
 </file>
 
 <file path=word/numbering.xml><?xml version="1.0" encoding="utf-8"?>
-<w:numbering xmlns:wpc="http://schemas.microsoft.com/office/word/2010/wordprocessingCanvas" xmlns:cx="http://schemas.microsoft.com/office/drawing/2014/chartex" xmlns:cx1="http://schemas.microsoft.com/office/drawing/2015/9/8/chartex" xmlns:cx2="http://schemas.microsoft.com/office/drawing/2015/10/21/chartex" xmlns:cx3="http://schemas.microsoft.com/office/drawing/2016/5/9/chartex" xmlns:cx4="http://schemas.microsoft.com/office/drawing/2016/5/10/chartex" xmlns:cx5="http://schemas.microsoft.com/office/drawing/2016/5/11/chartex" xmlns:cx6="http://schemas.microsoft.com/office/drawing/2016/5/12/chartex" xmlns:cx7="http://schemas.microsoft.com/office/drawing/2016/5/13/chartex" xmlns:cx8="http://schemas.microsoft.com/office/drawing/2016/5/14/chartex" xmlns:mc="http://schemas.openxmlformats.org/markup-compatibility/2006" xmlns:aink="http://schemas.microsoft.com/office/drawing/2016/ink" xmlns:am3d="http://schemas.microsoft.com/office/drawing/2017/model3d" xmlns:o="urn:schemas-microsoft-com:office:office" xmlns:r="http://schemas.openxmlformats.org/officeDocument/2006/relationships" xmlns:m="http://schemas.openxmlformats.org/officeDocument/2006/math" xmlns:v="urn:schemas-microsoft-com:vml" xmlns:wp14="http://schemas.microsoft.com/office/word/2010/wordprocessingDrawing" xmlns:wp="http://schemas.openxmlformats.org/drawingml/2006/wordprocessingDrawing" xmlns:w10="urn:schemas-microsoft-com:office:word" xmlns:w="http://schemas.openxmlformats.org/wordprocessingml/2006/main" xmlns:w14="http://schemas.microsoft.com/office/word/2010/wordml" xmlns:w15="http://schemas.microsoft.com/office/word/2012/wordml" xmlns:w16cex="http://schemas.microsoft.com/office/word/2018/wordml/cex" xmlns:w16cid="http://schemas.microsoft.com/office/word/2016/wordml/cid" xmlns:w16="http://schemas.microsoft.com/office/word/2018/wordml" xmlns:w16sdtdh="http://schemas.microsoft.com/office/word/2020/wordml/sdtdatahash" xmlns:w16se="http://schemas.microsoft.com/office/word/2015/wordml/symex" xmlns:wpg="http://schemas.microsoft.com/office/word/2010/wordprocessingGroup" xmlns:wpi="http://schemas.microsoft.com/office/word/2010/wordprocessingInk" xmlns:wne="http://schemas.microsoft.com/office/word/2006/wordml" xmlns:wps="http://schemas.microsoft.com/office/word/2010/wordprocessingShape" mc:Ignorable="w14 w15 w16se w16cid w16 w16cex w16sdtdh wp14">
+<w:numbering xmlns:wpc="http://schemas.microsoft.com/office/word/2010/wordprocessingCanvas" xmlns:cx="http://schemas.microsoft.com/office/drawing/2014/chartex" xmlns:cx1="http://schemas.microsoft.com/office/drawing/2015/9/8/chartex" xmlns:cx2="http://schemas.microsoft.com/office/drawing/2015/10/21/chartex" xmlns:cx3="http://schemas.microsoft.com/office/drawing/2016/5/9/chartex" xmlns:cx4="http://schemas.microsoft.com/office/drawing/2016/5/10/chartex" xmlns:cx5="http://schemas.microsoft.com/office/drawing/2016/5/11/chartex" xmlns:cx6="http://schemas.microsoft.com/office/drawing/2016/5/12/chartex" xmlns:cx7="http://schemas.microsoft.com/office/drawing/2016/5/13/chartex" xmlns:cx8="http://schemas.microsoft.com/office/drawing/2016/5/14/chartex" xmlns:mc="http://schemas.openxmlformats.org/markup-compatibility/2006" xmlns:aink="http://schemas.microsoft.com/office/drawing/2016/ink" xmlns:am3d="http://schemas.microsoft.com/office/drawing/2017/model3d" xmlns:o="urn:schemas-microsoft-com:office:office" xmlns:oel="http://schemas.microsoft.com/office/2019/extlst" xmlns:r="http://schemas.openxmlformats.org/officeDocument/2006/relationships" xmlns:m="http://schemas.openxmlformats.org/officeDocument/2006/math" xmlns:v="urn:schemas-microsoft-com:vml" xmlns:wp14="http://schemas.microsoft.com/office/word/2010/wordprocessingDrawing" xmlns:wp="http://schemas.openxmlformats.org/drawingml/2006/wordprocessingDrawing" xmlns:w10="urn:schemas-microsoft-com:office:word" xmlns:w="http://schemas.openxmlformats.org/wordprocessingml/2006/main" xmlns:w14="http://schemas.microsoft.com/office/word/2010/wordml" xmlns:w15="http://schemas.microsoft.com/office/word/2012/wordml" xmlns:w16cex="http://schemas.microsoft.com/office/word/2018/wordml/cex" xmlns:w16cid="http://schemas.microsoft.com/office/word/2016/wordml/cid" xmlns:w16="http://schemas.microsoft.com/office/word/2018/wordml" xmlns:w16sdtdh="http://schemas.microsoft.com/office/word/2020/wordml/sdtdatahash" xmlns:w16se="http://schemas.microsoft.com/office/word/2015/wordml/symex" xmlns:wpg="http://schemas.microsoft.com/office/word/2010/wordprocessingGroup" xmlns:wpi="http://schemas.microsoft.com/office/word/2010/wordprocessingInk" xmlns:wne="http://schemas.microsoft.com/office/word/2006/wordml" xmlns:wps="http://schemas.microsoft.com/office/word/2010/wordprocessingShape" mc:Ignorable="w14 w15 w16se w16cid w16 w16cex w16sdtdh wp14">
   <w:abstractNum w:abstractNumId="0" w15:restartNumberingAfterBreak="0">
     <w:nsid w:val="0C956CF8"/>
     <w:multiLevelType w:val="hybridMultilevel"/>
@@ -5321,136 +5350,136 @@
       </w:rPr>
     </w:lvl>
   </w:abstractNum>
-  <w:num w:numId="1">
+  <w:num w:numId="1" w16cid:durableId="187185743">
     <w:abstractNumId w:val="36"/>
   </w:num>
-  <w:num w:numId="2">
+  <w:num w:numId="2" w16cid:durableId="215817189">
     <w:abstractNumId w:val="39"/>
   </w:num>
-  <w:num w:numId="3">
+  <w:num w:numId="3" w16cid:durableId="2976214">
     <w:abstractNumId w:val="12"/>
   </w:num>
-  <w:num w:numId="4">
+  <w:num w:numId="4" w16cid:durableId="87652461">
     <w:abstractNumId w:val="18"/>
   </w:num>
-  <w:num w:numId="5">
+  <w:num w:numId="5" w16cid:durableId="1205823371">
     <w:abstractNumId w:val="31"/>
   </w:num>
-  <w:num w:numId="6">
+  <w:num w:numId="6" w16cid:durableId="830828886">
     <w:abstractNumId w:val="8"/>
   </w:num>
-  <w:num w:numId="7">
+  <w:num w:numId="7" w16cid:durableId="495002129">
     <w:abstractNumId w:val="41"/>
   </w:num>
-  <w:num w:numId="8">
+  <w:num w:numId="8" w16cid:durableId="2018923082">
     <w:abstractNumId w:val="20"/>
   </w:num>
-  <w:num w:numId="9">
+  <w:num w:numId="9" w16cid:durableId="467476066">
     <w:abstractNumId w:val="37"/>
   </w:num>
-  <w:num w:numId="10">
+  <w:num w:numId="10" w16cid:durableId="274211114">
     <w:abstractNumId w:val="42"/>
   </w:num>
-  <w:num w:numId="11">
+  <w:num w:numId="11" w16cid:durableId="739328823">
     <w:abstractNumId w:val="4"/>
   </w:num>
-  <w:num w:numId="12">
+  <w:num w:numId="12" w16cid:durableId="639115124">
     <w:abstractNumId w:val="11"/>
   </w:num>
-  <w:num w:numId="13">
+  <w:num w:numId="13" w16cid:durableId="501817406">
     <w:abstractNumId w:val="10"/>
   </w:num>
-  <w:num w:numId="14">
+  <w:num w:numId="14" w16cid:durableId="224069695">
     <w:abstractNumId w:val="21"/>
   </w:num>
-  <w:num w:numId="15">
+  <w:num w:numId="15" w16cid:durableId="358094425">
     <w:abstractNumId w:val="34"/>
   </w:num>
-  <w:num w:numId="16">
+  <w:num w:numId="16" w16cid:durableId="1230992416">
     <w:abstractNumId w:val="24"/>
   </w:num>
-  <w:num w:numId="17">
+  <w:num w:numId="17" w16cid:durableId="69618401">
     <w:abstractNumId w:val="32"/>
   </w:num>
-  <w:num w:numId="18">
+  <w:num w:numId="18" w16cid:durableId="1182662954">
     <w:abstractNumId w:val="40"/>
   </w:num>
-  <w:num w:numId="19">
+  <w:num w:numId="19" w16cid:durableId="1053650333">
     <w:abstractNumId w:val="28"/>
   </w:num>
-  <w:num w:numId="20">
+  <w:num w:numId="20" w16cid:durableId="109401990">
     <w:abstractNumId w:val="9"/>
   </w:num>
-  <w:num w:numId="21">
+  <w:num w:numId="21" w16cid:durableId="890726396">
     <w:abstractNumId w:val="26"/>
   </w:num>
-  <w:num w:numId="22">
+  <w:num w:numId="22" w16cid:durableId="17320762">
     <w:abstractNumId w:val="35"/>
   </w:num>
-  <w:num w:numId="23">
+  <w:num w:numId="23" w16cid:durableId="1467163158">
     <w:abstractNumId w:val="16"/>
   </w:num>
-  <w:num w:numId="24">
+  <w:num w:numId="24" w16cid:durableId="1938636579">
     <w:abstractNumId w:val="27"/>
   </w:num>
-  <w:num w:numId="25">
+  <w:num w:numId="25" w16cid:durableId="1455951035">
     <w:abstractNumId w:val="5"/>
   </w:num>
-  <w:num w:numId="26">
+  <w:num w:numId="26" w16cid:durableId="329913941">
     <w:abstractNumId w:val="43"/>
   </w:num>
-  <w:num w:numId="27">
+  <w:num w:numId="27" w16cid:durableId="601959513">
     <w:abstractNumId w:val="3"/>
   </w:num>
-  <w:num w:numId="28">
+  <w:num w:numId="28" w16cid:durableId="665017653">
     <w:abstractNumId w:val="38"/>
   </w:num>
-  <w:num w:numId="29">
+  <w:num w:numId="29" w16cid:durableId="1607611553">
     <w:abstractNumId w:val="1"/>
   </w:num>
-  <w:num w:numId="30">
+  <w:num w:numId="30" w16cid:durableId="1064059794">
     <w:abstractNumId w:val="23"/>
   </w:num>
-  <w:num w:numId="31">
+  <w:num w:numId="31" w16cid:durableId="695618297">
     <w:abstractNumId w:val="33"/>
   </w:num>
-  <w:num w:numId="32">
+  <w:num w:numId="32" w16cid:durableId="967394843">
     <w:abstractNumId w:val="29"/>
   </w:num>
-  <w:num w:numId="33">
+  <w:num w:numId="33" w16cid:durableId="1481340688">
     <w:abstractNumId w:val="19"/>
   </w:num>
-  <w:num w:numId="34">
+  <w:num w:numId="34" w16cid:durableId="1438866906">
     <w:abstractNumId w:val="6"/>
   </w:num>
-  <w:num w:numId="35">
+  <w:num w:numId="35" w16cid:durableId="1334066488">
     <w:abstractNumId w:val="30"/>
   </w:num>
-  <w:num w:numId="36">
+  <w:num w:numId="36" w16cid:durableId="1952197481">
     <w:abstractNumId w:val="17"/>
   </w:num>
-  <w:num w:numId="37">
+  <w:num w:numId="37" w16cid:durableId="716778531">
     <w:abstractNumId w:val="25"/>
   </w:num>
-  <w:num w:numId="38">
+  <w:num w:numId="38" w16cid:durableId="453253235">
     <w:abstractNumId w:val="14"/>
   </w:num>
-  <w:num w:numId="39">
+  <w:num w:numId="39" w16cid:durableId="510097828">
     <w:abstractNumId w:val="0"/>
   </w:num>
-  <w:num w:numId="40">
+  <w:num w:numId="40" w16cid:durableId="1144278903">
     <w:abstractNumId w:val="22"/>
   </w:num>
-  <w:num w:numId="41">
+  <w:num w:numId="41" w16cid:durableId="718091364">
     <w:abstractNumId w:val="15"/>
   </w:num>
-  <w:num w:numId="42">
+  <w:num w:numId="42" w16cid:durableId="1960337577">
     <w:abstractNumId w:val="7"/>
   </w:num>
-  <w:num w:numId="43">
+  <w:num w:numId="43" w16cid:durableId="1634093746">
     <w:abstractNumId w:val="13"/>
   </w:num>
-  <w:num w:numId="44">
+  <w:num w:numId="44" w16cid:durableId="2068725691">
     <w:abstractNumId w:val="2"/>
   </w:num>
 </w:numbering>
@@ -5462,7 +5491,7 @@
     <w:rPrDefault>
       <w:rPr>
         <w:rFonts w:ascii="Times New Roman" w:eastAsia="Times New Roman" w:hAnsi="Times New Roman" w:cs="Times New Roman"/>
-        <w:lang w:val="el-GR" w:eastAsia="el-GR" w:bidi="ar-SA"/>
+        <w:lang w:val="en-US" w:eastAsia="en-US" w:bidi="ar-SA"/>
       </w:rPr>
     </w:rPrDefault>
     <w:pPrDefault/>
@@ -6082,7 +6111,7 @@
     </w:pPr>
     <w:rPr>
       <w:rFonts w:ascii="Arial" w:hAnsi="Arial"/>
-      <w:lang w:val="en-GB" w:eastAsia="en-US"/>
+      <w:lang w:val="en-GB"/>
     </w:rPr>
   </w:style>
   <w:style w:type="paragraph" w:customStyle="1" w:styleId="certificateHeading">
@@ -6094,7 +6123,7 @@
     <w:rPr>
       <w:rFonts w:ascii="Arial Black" w:hAnsi="Arial Black"/>
       <w:sz w:val="18"/>
-      <w:lang w:val="en-GB" w:eastAsia="en-US"/>
+      <w:lang w:val="en-GB"/>
     </w:rPr>
   </w:style>
   <w:style w:type="character" w:customStyle="1" w:styleId="change">

--- a/uk-cca-app-api/src/main/resources/templates/ca/england/AIT_L001_Administrative_Termination.docx
+++ b/uk-cca-app-api/src/main/resources/templates/ca/england/AIT_L001_Administrative_Termination.docx
@@ -1,6 +1,6 @@
 
 <file path=word/document.xml><?xml version="1.0" encoding="utf-8"?>
-<w:document xmlns:wpc="http://schemas.microsoft.com/office/word/2010/wordprocessingCanvas" xmlns:cx="http://schemas.microsoft.com/office/drawing/2014/chartex" xmlns:cx1="http://schemas.microsoft.com/office/drawing/2015/9/8/chartex" xmlns:cx2="http://schemas.microsoft.com/office/drawing/2015/10/21/chartex" xmlns:cx3="http://schemas.microsoft.com/office/drawing/2016/5/9/chartex" xmlns:cx4="http://schemas.microsoft.com/office/drawing/2016/5/10/chartex" xmlns:cx5="http://schemas.microsoft.com/office/drawing/2016/5/11/chartex" xmlns:cx6="http://schemas.microsoft.com/office/drawing/2016/5/12/chartex" xmlns:cx7="http://schemas.microsoft.com/office/drawing/2016/5/13/chartex" xmlns:cx8="http://schemas.microsoft.com/office/drawing/2016/5/14/chartex" xmlns:mc="http://schemas.openxmlformats.org/markup-compatibility/2006" xmlns:aink="http://schemas.microsoft.com/office/drawing/2016/ink" xmlns:am3d="http://schemas.microsoft.com/office/drawing/2017/model3d" xmlns:o="urn:schemas-microsoft-com:office:office" xmlns:oel="http://schemas.microsoft.com/office/2019/extlst" xmlns:r="http://schemas.openxmlformats.org/officeDocument/2006/relationships" xmlns:m="http://schemas.openxmlformats.org/officeDocument/2006/math" xmlns:v="urn:schemas-microsoft-com:vml" xmlns:wp14="http://schemas.microsoft.com/office/word/2010/wordprocessingDrawing" xmlns:wp="http://schemas.openxmlformats.org/drawingml/2006/wordprocessingDrawing" xmlns:w10="urn:schemas-microsoft-com:office:word" xmlns:w="http://schemas.openxmlformats.org/wordprocessingml/2006/main" xmlns:w14="http://schemas.microsoft.com/office/word/2010/wordml" xmlns:w15="http://schemas.microsoft.com/office/word/2012/wordml" xmlns:w16cex="http://schemas.microsoft.com/office/word/2018/wordml/cex" xmlns:w16cid="http://schemas.microsoft.com/office/word/2016/wordml/cid" xmlns:w16="http://schemas.microsoft.com/office/word/2018/wordml" xmlns:w16sdtdh="http://schemas.microsoft.com/office/word/2020/wordml/sdtdatahash" xmlns:w16se="http://schemas.microsoft.com/office/word/2015/wordml/symex" xmlns:wpg="http://schemas.microsoft.com/office/word/2010/wordprocessingGroup" xmlns:wpi="http://schemas.microsoft.com/office/word/2010/wordprocessingInk" xmlns:wne="http://schemas.microsoft.com/office/word/2006/wordml" xmlns:wps="http://schemas.microsoft.com/office/word/2010/wordprocessingShape" mc:Ignorable="w14 w15 w16se w16cid w16 w16cex w16sdtdh wp14">
+<w:document xmlns:wpc="http://schemas.microsoft.com/office/word/2010/wordprocessingCanvas" xmlns:cx="http://schemas.microsoft.com/office/drawing/2014/chartex" xmlns:cx1="http://schemas.microsoft.com/office/drawing/2015/9/8/chartex" xmlns:cx2="http://schemas.microsoft.com/office/drawing/2015/10/21/chartex" xmlns:cx3="http://schemas.microsoft.com/office/drawing/2016/5/9/chartex" xmlns:cx4="http://schemas.microsoft.com/office/drawing/2016/5/10/chartex" xmlns:cx5="http://schemas.microsoft.com/office/drawing/2016/5/11/chartex" xmlns:cx6="http://schemas.microsoft.com/office/drawing/2016/5/12/chartex" xmlns:cx7="http://schemas.microsoft.com/office/drawing/2016/5/13/chartex" xmlns:cx8="http://schemas.microsoft.com/office/drawing/2016/5/14/chartex" xmlns:mc="http://schemas.openxmlformats.org/markup-compatibility/2006" xmlns:aink="http://schemas.microsoft.com/office/drawing/2016/ink" xmlns:am3d="http://schemas.microsoft.com/office/drawing/2017/model3d" xmlns:o="urn:schemas-microsoft-com:office:office" xmlns:r="http://schemas.openxmlformats.org/officeDocument/2006/relationships" xmlns:m="http://schemas.openxmlformats.org/officeDocument/2006/math" xmlns:v="urn:schemas-microsoft-com:vml" xmlns:wp14="http://schemas.microsoft.com/office/word/2010/wordprocessingDrawing" xmlns:wp="http://schemas.openxmlformats.org/drawingml/2006/wordprocessingDrawing" xmlns:w10="urn:schemas-microsoft-com:office:word" xmlns:w="http://schemas.openxmlformats.org/wordprocessingml/2006/main" xmlns:w14="http://schemas.microsoft.com/office/word/2010/wordml" xmlns:w15="http://schemas.microsoft.com/office/word/2012/wordml" xmlns:w16cex="http://schemas.microsoft.com/office/word/2018/wordml/cex" xmlns:w16cid="http://schemas.microsoft.com/office/word/2016/wordml/cid" xmlns:w16="http://schemas.microsoft.com/office/word/2018/wordml" xmlns:w16sdtdh="http://schemas.microsoft.com/office/word/2020/wordml/sdtdatahash" xmlns:w16se="http://schemas.microsoft.com/office/word/2015/wordml/symex" xmlns:wpg="http://schemas.microsoft.com/office/word/2010/wordprocessingGroup" xmlns:wpi="http://schemas.microsoft.com/office/word/2010/wordprocessingInk" xmlns:wne="http://schemas.microsoft.com/office/word/2006/wordml" xmlns:wps="http://schemas.microsoft.com/office/word/2010/wordprocessingShape" mc:Ignorable="w14 w15 w16se w16cid w16 w16cex w16sdtdh wp14">
   <w:body>
     <w:p>
       <w:pPr>
@@ -119,7 +119,7 @@
         <w:rPr>
           <w:sz w:val="20"/>
         </w:rPr>
-        <w:instrText xml:space="preserve"> MERGEFIELD  ${account.sectorIdentifier}  \* MERGEFORMAT </w:instrText>
+        <w:instrText xml:space="preserve"> MERGEFIELD  ${params.sectorAcronymAndName}  \* MERGEFORMAT </w:instrText>
       </w:r>
       <w:r>
         <w:rPr>
@@ -132,7 +132,7 @@
           <w:noProof/>
           <w:sz w:val="20"/>
         </w:rPr>
-        <w:t>«${account.sectorIdentifier}»</w:t>
+        <w:t>«${params.sectorAcronymAndName}»</w:t>
       </w:r>
       <w:r>
         <w:rPr>
@@ -432,7 +432,7 @@
           <w:rFonts w:cs="Arial"/>
           <w:bCs/>
           <w:sz w:val="20"/>
-          <w:lang w:val="el-GR"/>
+          <w:lang w:val="en-US"/>
         </w:rPr>
       </w:pPr>
       <w:r>
@@ -495,7 +495,7 @@
           <w:rFonts w:cs="Arial"/>
           <w:bCs/>
           <w:sz w:val="20"/>
-          <w:lang w:val="el-GR"/>
+          <w:lang w:val="en-US"/>
         </w:rPr>
         <w:t xml:space="preserve"> </w:t>
       </w:r>
@@ -505,7 +505,7 @@
         <w:spacing w:before="120"/>
         <w:rPr>
           <w:sz w:val="20"/>
-          <w:lang w:val="el-GR"/>
+          <w:lang w:val="en-US"/>
         </w:rPr>
       </w:pPr>
     </w:p>
@@ -1160,7 +1160,7 @@
             <v:path o:extrusionok="f" gradientshapeok="t" o:connecttype="rect"/>
             <o:lock v:ext="edit" aspectratio="t"/>
           </v:shapetype>
-          <v:shape id="_x0000_i1025" type="#_x0000_t75" style="width:148.5pt;height:70.5pt">
+          <v:shape id="_x0000_i1025" type="#_x0000_t75" style="width:148.8pt;height:70.8pt">
             <v:imagedata r:id="rId8" o:title="CCA_logo_for_letter"/>
           </v:shape>
         </w:pict>
@@ -1353,7 +1353,7 @@
 </file>
 
 <file path=word/endnotes.xml><?xml version="1.0" encoding="utf-8"?>
-<w:endnotes xmlns:wpc="http://schemas.microsoft.com/office/word/2010/wordprocessingCanvas" xmlns:cx="http://schemas.microsoft.com/office/drawing/2014/chartex" xmlns:cx1="http://schemas.microsoft.com/office/drawing/2015/9/8/chartex" xmlns:cx2="http://schemas.microsoft.com/office/drawing/2015/10/21/chartex" xmlns:cx3="http://schemas.microsoft.com/office/drawing/2016/5/9/chartex" xmlns:cx4="http://schemas.microsoft.com/office/drawing/2016/5/10/chartex" xmlns:cx5="http://schemas.microsoft.com/office/drawing/2016/5/11/chartex" xmlns:cx6="http://schemas.microsoft.com/office/drawing/2016/5/12/chartex" xmlns:cx7="http://schemas.microsoft.com/office/drawing/2016/5/13/chartex" xmlns:cx8="http://schemas.microsoft.com/office/drawing/2016/5/14/chartex" xmlns:mc="http://schemas.openxmlformats.org/markup-compatibility/2006" xmlns:aink="http://schemas.microsoft.com/office/drawing/2016/ink" xmlns:am3d="http://schemas.microsoft.com/office/drawing/2017/model3d" xmlns:o="urn:schemas-microsoft-com:office:office" xmlns:oel="http://schemas.microsoft.com/office/2019/extlst" xmlns:r="http://schemas.openxmlformats.org/officeDocument/2006/relationships" xmlns:m="http://schemas.openxmlformats.org/officeDocument/2006/math" xmlns:v="urn:schemas-microsoft-com:vml" xmlns:wp14="http://schemas.microsoft.com/office/word/2010/wordprocessingDrawing" xmlns:wp="http://schemas.openxmlformats.org/drawingml/2006/wordprocessingDrawing" xmlns:w10="urn:schemas-microsoft-com:office:word" xmlns:w="http://schemas.openxmlformats.org/wordprocessingml/2006/main" xmlns:w14="http://schemas.microsoft.com/office/word/2010/wordml" xmlns:w15="http://schemas.microsoft.com/office/word/2012/wordml" xmlns:w16cex="http://schemas.microsoft.com/office/word/2018/wordml/cex" xmlns:w16cid="http://schemas.microsoft.com/office/word/2016/wordml/cid" xmlns:w16="http://schemas.microsoft.com/office/word/2018/wordml" xmlns:w16sdtdh="http://schemas.microsoft.com/office/word/2020/wordml/sdtdatahash" xmlns:w16se="http://schemas.microsoft.com/office/word/2015/wordml/symex" xmlns:wpg="http://schemas.microsoft.com/office/word/2010/wordprocessingGroup" xmlns:wpi="http://schemas.microsoft.com/office/word/2010/wordprocessingInk" xmlns:wne="http://schemas.microsoft.com/office/word/2006/wordml" xmlns:wps="http://schemas.microsoft.com/office/word/2010/wordprocessingShape" mc:Ignorable="w14 w15 w16se w16cid w16 w16cex w16sdtdh wp14">
+<w:endnotes xmlns:wpc="http://schemas.microsoft.com/office/word/2010/wordprocessingCanvas" xmlns:cx="http://schemas.microsoft.com/office/drawing/2014/chartex" xmlns:cx1="http://schemas.microsoft.com/office/drawing/2015/9/8/chartex" xmlns:cx2="http://schemas.microsoft.com/office/drawing/2015/10/21/chartex" xmlns:cx3="http://schemas.microsoft.com/office/drawing/2016/5/9/chartex" xmlns:cx4="http://schemas.microsoft.com/office/drawing/2016/5/10/chartex" xmlns:cx5="http://schemas.microsoft.com/office/drawing/2016/5/11/chartex" xmlns:cx6="http://schemas.microsoft.com/office/drawing/2016/5/12/chartex" xmlns:cx7="http://schemas.microsoft.com/office/drawing/2016/5/13/chartex" xmlns:cx8="http://schemas.microsoft.com/office/drawing/2016/5/14/chartex" xmlns:mc="http://schemas.openxmlformats.org/markup-compatibility/2006" xmlns:aink="http://schemas.microsoft.com/office/drawing/2016/ink" xmlns:am3d="http://schemas.microsoft.com/office/drawing/2017/model3d" xmlns:o="urn:schemas-microsoft-com:office:office" xmlns:r="http://schemas.openxmlformats.org/officeDocument/2006/relationships" xmlns:m="http://schemas.openxmlformats.org/officeDocument/2006/math" xmlns:v="urn:schemas-microsoft-com:vml" xmlns:wp14="http://schemas.microsoft.com/office/word/2010/wordprocessingDrawing" xmlns:wp="http://schemas.openxmlformats.org/drawingml/2006/wordprocessingDrawing" xmlns:w10="urn:schemas-microsoft-com:office:word" xmlns:w="http://schemas.openxmlformats.org/wordprocessingml/2006/main" xmlns:w14="http://schemas.microsoft.com/office/word/2010/wordml" xmlns:w15="http://schemas.microsoft.com/office/word/2012/wordml" xmlns:w16cex="http://schemas.microsoft.com/office/word/2018/wordml/cex" xmlns:w16cid="http://schemas.microsoft.com/office/word/2016/wordml/cid" xmlns:w16="http://schemas.microsoft.com/office/word/2018/wordml" xmlns:w16sdtdh="http://schemas.microsoft.com/office/word/2020/wordml/sdtdatahash" xmlns:w16se="http://schemas.microsoft.com/office/word/2015/wordml/symex" xmlns:wpg="http://schemas.microsoft.com/office/word/2010/wordprocessingGroup" xmlns:wpi="http://schemas.microsoft.com/office/word/2010/wordprocessingInk" xmlns:wne="http://schemas.microsoft.com/office/word/2006/wordml" xmlns:wps="http://schemas.microsoft.com/office/word/2010/wordprocessingShape" mc:Ignorable="w14 w15 w16se w16cid w16 w16cex w16sdtdh wp14">
   <w:endnote w:type="separator" w:id="-1">
     <w:p>
       <w:r>
@@ -1372,7 +1372,7 @@
 </file>
 
 <file path=word/footer1.xml><?xml version="1.0" encoding="utf-8"?>
-<w:ftr xmlns:wpc="http://schemas.microsoft.com/office/word/2010/wordprocessingCanvas" xmlns:cx="http://schemas.microsoft.com/office/drawing/2014/chartex" xmlns:cx1="http://schemas.microsoft.com/office/drawing/2015/9/8/chartex" xmlns:cx2="http://schemas.microsoft.com/office/drawing/2015/10/21/chartex" xmlns:cx3="http://schemas.microsoft.com/office/drawing/2016/5/9/chartex" xmlns:cx4="http://schemas.microsoft.com/office/drawing/2016/5/10/chartex" xmlns:cx5="http://schemas.microsoft.com/office/drawing/2016/5/11/chartex" xmlns:cx6="http://schemas.microsoft.com/office/drawing/2016/5/12/chartex" xmlns:cx7="http://schemas.microsoft.com/office/drawing/2016/5/13/chartex" xmlns:cx8="http://schemas.microsoft.com/office/drawing/2016/5/14/chartex" xmlns:mc="http://schemas.openxmlformats.org/markup-compatibility/2006" xmlns:aink="http://schemas.microsoft.com/office/drawing/2016/ink" xmlns:am3d="http://schemas.microsoft.com/office/drawing/2017/model3d" xmlns:o="urn:schemas-microsoft-com:office:office" xmlns:oel="http://schemas.microsoft.com/office/2019/extlst" xmlns:r="http://schemas.openxmlformats.org/officeDocument/2006/relationships" xmlns:m="http://schemas.openxmlformats.org/officeDocument/2006/math" xmlns:v="urn:schemas-microsoft-com:vml" xmlns:wp14="http://schemas.microsoft.com/office/word/2010/wordprocessingDrawing" xmlns:wp="http://schemas.openxmlformats.org/drawingml/2006/wordprocessingDrawing" xmlns:w10="urn:schemas-microsoft-com:office:word" xmlns:w="http://schemas.openxmlformats.org/wordprocessingml/2006/main" xmlns:w14="http://schemas.microsoft.com/office/word/2010/wordml" xmlns:w15="http://schemas.microsoft.com/office/word/2012/wordml" xmlns:w16cex="http://schemas.microsoft.com/office/word/2018/wordml/cex" xmlns:w16cid="http://schemas.microsoft.com/office/word/2016/wordml/cid" xmlns:w16="http://schemas.microsoft.com/office/word/2018/wordml" xmlns:w16sdtdh="http://schemas.microsoft.com/office/word/2020/wordml/sdtdatahash" xmlns:w16se="http://schemas.microsoft.com/office/word/2015/wordml/symex" xmlns:wpg="http://schemas.microsoft.com/office/word/2010/wordprocessingGroup" xmlns:wpi="http://schemas.microsoft.com/office/word/2010/wordprocessingInk" xmlns:wne="http://schemas.microsoft.com/office/word/2006/wordml" xmlns:wps="http://schemas.microsoft.com/office/word/2010/wordprocessingShape" mc:Ignorable="w14 w15 w16se w16cid w16 w16cex w16sdtdh wp14">
+<w:ftr xmlns:wpc="http://schemas.microsoft.com/office/word/2010/wordprocessingCanvas" xmlns:cx="http://schemas.microsoft.com/office/drawing/2014/chartex" xmlns:cx1="http://schemas.microsoft.com/office/drawing/2015/9/8/chartex" xmlns:cx2="http://schemas.microsoft.com/office/drawing/2015/10/21/chartex" xmlns:cx3="http://schemas.microsoft.com/office/drawing/2016/5/9/chartex" xmlns:cx4="http://schemas.microsoft.com/office/drawing/2016/5/10/chartex" xmlns:cx5="http://schemas.microsoft.com/office/drawing/2016/5/11/chartex" xmlns:cx6="http://schemas.microsoft.com/office/drawing/2016/5/12/chartex" xmlns:cx7="http://schemas.microsoft.com/office/drawing/2016/5/13/chartex" xmlns:cx8="http://schemas.microsoft.com/office/drawing/2016/5/14/chartex" xmlns:mc="http://schemas.openxmlformats.org/markup-compatibility/2006" xmlns:aink="http://schemas.microsoft.com/office/drawing/2016/ink" xmlns:am3d="http://schemas.microsoft.com/office/drawing/2017/model3d" xmlns:o="urn:schemas-microsoft-com:office:office" xmlns:r="http://schemas.openxmlformats.org/officeDocument/2006/relationships" xmlns:m="http://schemas.openxmlformats.org/officeDocument/2006/math" xmlns:v="urn:schemas-microsoft-com:vml" xmlns:wp14="http://schemas.microsoft.com/office/word/2010/wordprocessingDrawing" xmlns:wp="http://schemas.openxmlformats.org/drawingml/2006/wordprocessingDrawing" xmlns:w10="urn:schemas-microsoft-com:office:word" xmlns:w="http://schemas.openxmlformats.org/wordprocessingml/2006/main" xmlns:w14="http://schemas.microsoft.com/office/word/2010/wordml" xmlns:w15="http://schemas.microsoft.com/office/word/2012/wordml" xmlns:w16cex="http://schemas.microsoft.com/office/word/2018/wordml/cex" xmlns:w16cid="http://schemas.microsoft.com/office/word/2016/wordml/cid" xmlns:w16="http://schemas.microsoft.com/office/word/2018/wordml" xmlns:w16sdtdh="http://schemas.microsoft.com/office/word/2020/wordml/sdtdatahash" xmlns:w16se="http://schemas.microsoft.com/office/word/2015/wordml/symex" xmlns:wpg="http://schemas.microsoft.com/office/word/2010/wordprocessingGroup" xmlns:wpi="http://schemas.microsoft.com/office/word/2010/wordprocessingInk" xmlns:wne="http://schemas.microsoft.com/office/word/2006/wordml" xmlns:wps="http://schemas.microsoft.com/office/word/2010/wordprocessingShape" mc:Ignorable="w14 w15 w16se w16cid w16 w16cex w16sdtdh wp14">
   <w:p>
     <w:pPr>
       <w:pStyle w:val="Footer"/>
@@ -1452,7 +1452,7 @@
 </file>
 
 <file path=word/footer2.xml><?xml version="1.0" encoding="utf-8"?>
-<w:ftr xmlns:wpc="http://schemas.microsoft.com/office/word/2010/wordprocessingCanvas" xmlns:cx="http://schemas.microsoft.com/office/drawing/2014/chartex" xmlns:cx1="http://schemas.microsoft.com/office/drawing/2015/9/8/chartex" xmlns:cx2="http://schemas.microsoft.com/office/drawing/2015/10/21/chartex" xmlns:cx3="http://schemas.microsoft.com/office/drawing/2016/5/9/chartex" xmlns:cx4="http://schemas.microsoft.com/office/drawing/2016/5/10/chartex" xmlns:cx5="http://schemas.microsoft.com/office/drawing/2016/5/11/chartex" xmlns:cx6="http://schemas.microsoft.com/office/drawing/2016/5/12/chartex" xmlns:cx7="http://schemas.microsoft.com/office/drawing/2016/5/13/chartex" xmlns:cx8="http://schemas.microsoft.com/office/drawing/2016/5/14/chartex" xmlns:mc="http://schemas.openxmlformats.org/markup-compatibility/2006" xmlns:aink="http://schemas.microsoft.com/office/drawing/2016/ink" xmlns:am3d="http://schemas.microsoft.com/office/drawing/2017/model3d" xmlns:o="urn:schemas-microsoft-com:office:office" xmlns:oel="http://schemas.microsoft.com/office/2019/extlst" xmlns:r="http://schemas.openxmlformats.org/officeDocument/2006/relationships" xmlns:m="http://schemas.openxmlformats.org/officeDocument/2006/math" xmlns:v="urn:schemas-microsoft-com:vml" xmlns:wp14="http://schemas.microsoft.com/office/word/2010/wordprocessingDrawing" xmlns:wp="http://schemas.openxmlformats.org/drawingml/2006/wordprocessingDrawing" xmlns:w10="urn:schemas-microsoft-com:office:word" xmlns:w="http://schemas.openxmlformats.org/wordprocessingml/2006/main" xmlns:w14="http://schemas.microsoft.com/office/word/2010/wordml" xmlns:w15="http://schemas.microsoft.com/office/word/2012/wordml" xmlns:w16cex="http://schemas.microsoft.com/office/word/2018/wordml/cex" xmlns:w16cid="http://schemas.microsoft.com/office/word/2016/wordml/cid" xmlns:w16="http://schemas.microsoft.com/office/word/2018/wordml" xmlns:w16sdtdh="http://schemas.microsoft.com/office/word/2020/wordml/sdtdatahash" xmlns:w16se="http://schemas.microsoft.com/office/word/2015/wordml/symex" xmlns:wpg="http://schemas.microsoft.com/office/word/2010/wordprocessingGroup" xmlns:wpi="http://schemas.microsoft.com/office/word/2010/wordprocessingInk" xmlns:wne="http://schemas.microsoft.com/office/word/2006/wordml" xmlns:wps="http://schemas.microsoft.com/office/word/2010/wordprocessingShape" mc:Ignorable="w14 w15 w16se w16cid w16 w16cex w16sdtdh wp14">
+<w:ftr xmlns:wpc="http://schemas.microsoft.com/office/word/2010/wordprocessingCanvas" xmlns:cx="http://schemas.microsoft.com/office/drawing/2014/chartex" xmlns:cx1="http://schemas.microsoft.com/office/drawing/2015/9/8/chartex" xmlns:cx2="http://schemas.microsoft.com/office/drawing/2015/10/21/chartex" xmlns:cx3="http://schemas.microsoft.com/office/drawing/2016/5/9/chartex" xmlns:cx4="http://schemas.microsoft.com/office/drawing/2016/5/10/chartex" xmlns:cx5="http://schemas.microsoft.com/office/drawing/2016/5/11/chartex" xmlns:cx6="http://schemas.microsoft.com/office/drawing/2016/5/12/chartex" xmlns:cx7="http://schemas.microsoft.com/office/drawing/2016/5/13/chartex" xmlns:cx8="http://schemas.microsoft.com/office/drawing/2016/5/14/chartex" xmlns:mc="http://schemas.openxmlformats.org/markup-compatibility/2006" xmlns:aink="http://schemas.microsoft.com/office/drawing/2016/ink" xmlns:am3d="http://schemas.microsoft.com/office/drawing/2017/model3d" xmlns:o="urn:schemas-microsoft-com:office:office" xmlns:r="http://schemas.openxmlformats.org/officeDocument/2006/relationships" xmlns:m="http://schemas.openxmlformats.org/officeDocument/2006/math" xmlns:v="urn:schemas-microsoft-com:vml" xmlns:wp14="http://schemas.microsoft.com/office/word/2010/wordprocessingDrawing" xmlns:wp="http://schemas.openxmlformats.org/drawingml/2006/wordprocessingDrawing" xmlns:w10="urn:schemas-microsoft-com:office:word" xmlns:w="http://schemas.openxmlformats.org/wordprocessingml/2006/main" xmlns:w14="http://schemas.microsoft.com/office/word/2010/wordml" xmlns:w15="http://schemas.microsoft.com/office/word/2012/wordml" xmlns:w16cex="http://schemas.microsoft.com/office/word/2018/wordml/cex" xmlns:w16cid="http://schemas.microsoft.com/office/word/2016/wordml/cid" xmlns:w16="http://schemas.microsoft.com/office/word/2018/wordml" xmlns:w16sdtdh="http://schemas.microsoft.com/office/word/2020/wordml/sdtdatahash" xmlns:w16se="http://schemas.microsoft.com/office/word/2015/wordml/symex" xmlns:wpg="http://schemas.microsoft.com/office/word/2010/wordprocessingGroup" xmlns:wpi="http://schemas.microsoft.com/office/word/2010/wordprocessingInk" xmlns:wne="http://schemas.microsoft.com/office/word/2006/wordml" xmlns:wps="http://schemas.microsoft.com/office/word/2010/wordprocessingShape" mc:Ignorable="w14 w15 w16se w16cid w16 w16cex w16sdtdh wp14">
   <w:tbl>
     <w:tblPr>
       <w:tblW w:w="9286" w:type="dxa"/>
@@ -1647,7 +1647,7 @@
 </file>
 
 <file path=word/footer3.xml><?xml version="1.0" encoding="utf-8"?>
-<w:ftr xmlns:wpc="http://schemas.microsoft.com/office/word/2010/wordprocessingCanvas" xmlns:cx="http://schemas.microsoft.com/office/drawing/2014/chartex" xmlns:cx1="http://schemas.microsoft.com/office/drawing/2015/9/8/chartex" xmlns:cx2="http://schemas.microsoft.com/office/drawing/2015/10/21/chartex" xmlns:cx3="http://schemas.microsoft.com/office/drawing/2016/5/9/chartex" xmlns:cx4="http://schemas.microsoft.com/office/drawing/2016/5/10/chartex" xmlns:cx5="http://schemas.microsoft.com/office/drawing/2016/5/11/chartex" xmlns:cx6="http://schemas.microsoft.com/office/drawing/2016/5/12/chartex" xmlns:cx7="http://schemas.microsoft.com/office/drawing/2016/5/13/chartex" xmlns:cx8="http://schemas.microsoft.com/office/drawing/2016/5/14/chartex" xmlns:mc="http://schemas.openxmlformats.org/markup-compatibility/2006" xmlns:aink="http://schemas.microsoft.com/office/drawing/2016/ink" xmlns:am3d="http://schemas.microsoft.com/office/drawing/2017/model3d" xmlns:o="urn:schemas-microsoft-com:office:office" xmlns:oel="http://schemas.microsoft.com/office/2019/extlst" xmlns:r="http://schemas.openxmlformats.org/officeDocument/2006/relationships" xmlns:m="http://schemas.openxmlformats.org/officeDocument/2006/math" xmlns:v="urn:schemas-microsoft-com:vml" xmlns:wp14="http://schemas.microsoft.com/office/word/2010/wordprocessingDrawing" xmlns:wp="http://schemas.openxmlformats.org/drawingml/2006/wordprocessingDrawing" xmlns:w10="urn:schemas-microsoft-com:office:word" xmlns:w="http://schemas.openxmlformats.org/wordprocessingml/2006/main" xmlns:w14="http://schemas.microsoft.com/office/word/2010/wordml" xmlns:w15="http://schemas.microsoft.com/office/word/2012/wordml" xmlns:w16cex="http://schemas.microsoft.com/office/word/2018/wordml/cex" xmlns:w16cid="http://schemas.microsoft.com/office/word/2016/wordml/cid" xmlns:w16="http://schemas.microsoft.com/office/word/2018/wordml" xmlns:w16sdtdh="http://schemas.microsoft.com/office/word/2020/wordml/sdtdatahash" xmlns:w16se="http://schemas.microsoft.com/office/word/2015/wordml/symex" xmlns:wpg="http://schemas.microsoft.com/office/word/2010/wordprocessingGroup" xmlns:wpi="http://schemas.microsoft.com/office/word/2010/wordprocessingInk" xmlns:wne="http://schemas.microsoft.com/office/word/2006/wordml" xmlns:wps="http://schemas.microsoft.com/office/word/2010/wordprocessingShape" mc:Ignorable="w14 w15 w16se w16cid w16 w16cex w16sdtdh wp14">
+<w:ftr xmlns:wpc="http://schemas.microsoft.com/office/word/2010/wordprocessingCanvas" xmlns:cx="http://schemas.microsoft.com/office/drawing/2014/chartex" xmlns:cx1="http://schemas.microsoft.com/office/drawing/2015/9/8/chartex" xmlns:cx2="http://schemas.microsoft.com/office/drawing/2015/10/21/chartex" xmlns:cx3="http://schemas.microsoft.com/office/drawing/2016/5/9/chartex" xmlns:cx4="http://schemas.microsoft.com/office/drawing/2016/5/10/chartex" xmlns:cx5="http://schemas.microsoft.com/office/drawing/2016/5/11/chartex" xmlns:cx6="http://schemas.microsoft.com/office/drawing/2016/5/12/chartex" xmlns:cx7="http://schemas.microsoft.com/office/drawing/2016/5/13/chartex" xmlns:cx8="http://schemas.microsoft.com/office/drawing/2016/5/14/chartex" xmlns:mc="http://schemas.openxmlformats.org/markup-compatibility/2006" xmlns:aink="http://schemas.microsoft.com/office/drawing/2016/ink" xmlns:am3d="http://schemas.microsoft.com/office/drawing/2017/model3d" xmlns:o="urn:schemas-microsoft-com:office:office" xmlns:r="http://schemas.openxmlformats.org/officeDocument/2006/relationships" xmlns:m="http://schemas.openxmlformats.org/officeDocument/2006/math" xmlns:v="urn:schemas-microsoft-com:vml" xmlns:wp14="http://schemas.microsoft.com/office/word/2010/wordprocessingDrawing" xmlns:wp="http://schemas.openxmlformats.org/drawingml/2006/wordprocessingDrawing" xmlns:w10="urn:schemas-microsoft-com:office:word" xmlns:w="http://schemas.openxmlformats.org/wordprocessingml/2006/main" xmlns:w14="http://schemas.microsoft.com/office/word/2010/wordml" xmlns:w15="http://schemas.microsoft.com/office/word/2012/wordml" xmlns:w16cex="http://schemas.microsoft.com/office/word/2018/wordml/cex" xmlns:w16cid="http://schemas.microsoft.com/office/word/2016/wordml/cid" xmlns:w16="http://schemas.microsoft.com/office/word/2018/wordml" xmlns:w16sdtdh="http://schemas.microsoft.com/office/word/2020/wordml/sdtdatahash" xmlns:w16se="http://schemas.microsoft.com/office/word/2015/wordml/symex" xmlns:wpg="http://schemas.microsoft.com/office/word/2010/wordprocessingGroup" xmlns:wpi="http://schemas.microsoft.com/office/word/2010/wordprocessingInk" xmlns:wne="http://schemas.microsoft.com/office/word/2006/wordml" xmlns:wps="http://schemas.microsoft.com/office/word/2010/wordprocessingShape" mc:Ignorable="w14 w15 w16se w16cid w16 w16cex w16sdtdh wp14">
   <w:tbl>
     <w:tblPr>
       <w:tblW w:w="9286" w:type="dxa"/>
@@ -1842,7 +1842,7 @@
 </file>
 
 <file path=word/footnotes.xml><?xml version="1.0" encoding="utf-8"?>
-<w:footnotes xmlns:wpc="http://schemas.microsoft.com/office/word/2010/wordprocessingCanvas" xmlns:cx="http://schemas.microsoft.com/office/drawing/2014/chartex" xmlns:cx1="http://schemas.microsoft.com/office/drawing/2015/9/8/chartex" xmlns:cx2="http://schemas.microsoft.com/office/drawing/2015/10/21/chartex" xmlns:cx3="http://schemas.microsoft.com/office/drawing/2016/5/9/chartex" xmlns:cx4="http://schemas.microsoft.com/office/drawing/2016/5/10/chartex" xmlns:cx5="http://schemas.microsoft.com/office/drawing/2016/5/11/chartex" xmlns:cx6="http://schemas.microsoft.com/office/drawing/2016/5/12/chartex" xmlns:cx7="http://schemas.microsoft.com/office/drawing/2016/5/13/chartex" xmlns:cx8="http://schemas.microsoft.com/office/drawing/2016/5/14/chartex" xmlns:mc="http://schemas.openxmlformats.org/markup-compatibility/2006" xmlns:aink="http://schemas.microsoft.com/office/drawing/2016/ink" xmlns:am3d="http://schemas.microsoft.com/office/drawing/2017/model3d" xmlns:o="urn:schemas-microsoft-com:office:office" xmlns:oel="http://schemas.microsoft.com/office/2019/extlst" xmlns:r="http://schemas.openxmlformats.org/officeDocument/2006/relationships" xmlns:m="http://schemas.openxmlformats.org/officeDocument/2006/math" xmlns:v="urn:schemas-microsoft-com:vml" xmlns:wp14="http://schemas.microsoft.com/office/word/2010/wordprocessingDrawing" xmlns:wp="http://schemas.openxmlformats.org/drawingml/2006/wordprocessingDrawing" xmlns:w10="urn:schemas-microsoft-com:office:word" xmlns:w="http://schemas.openxmlformats.org/wordprocessingml/2006/main" xmlns:w14="http://schemas.microsoft.com/office/word/2010/wordml" xmlns:w15="http://schemas.microsoft.com/office/word/2012/wordml" xmlns:w16cex="http://schemas.microsoft.com/office/word/2018/wordml/cex" xmlns:w16cid="http://schemas.microsoft.com/office/word/2016/wordml/cid" xmlns:w16="http://schemas.microsoft.com/office/word/2018/wordml" xmlns:w16sdtdh="http://schemas.microsoft.com/office/word/2020/wordml/sdtdatahash" xmlns:w16se="http://schemas.microsoft.com/office/word/2015/wordml/symex" xmlns:wpg="http://schemas.microsoft.com/office/word/2010/wordprocessingGroup" xmlns:wpi="http://schemas.microsoft.com/office/word/2010/wordprocessingInk" xmlns:wne="http://schemas.microsoft.com/office/word/2006/wordml" xmlns:wps="http://schemas.microsoft.com/office/word/2010/wordprocessingShape" mc:Ignorable="w14 w15 w16se w16cid w16 w16cex w16sdtdh wp14">
+<w:footnotes xmlns:wpc="http://schemas.microsoft.com/office/word/2010/wordprocessingCanvas" xmlns:cx="http://schemas.microsoft.com/office/drawing/2014/chartex" xmlns:cx1="http://schemas.microsoft.com/office/drawing/2015/9/8/chartex" xmlns:cx2="http://schemas.microsoft.com/office/drawing/2015/10/21/chartex" xmlns:cx3="http://schemas.microsoft.com/office/drawing/2016/5/9/chartex" xmlns:cx4="http://schemas.microsoft.com/office/drawing/2016/5/10/chartex" xmlns:cx5="http://schemas.microsoft.com/office/drawing/2016/5/11/chartex" xmlns:cx6="http://schemas.microsoft.com/office/drawing/2016/5/12/chartex" xmlns:cx7="http://schemas.microsoft.com/office/drawing/2016/5/13/chartex" xmlns:cx8="http://schemas.microsoft.com/office/drawing/2016/5/14/chartex" xmlns:mc="http://schemas.openxmlformats.org/markup-compatibility/2006" xmlns:aink="http://schemas.microsoft.com/office/drawing/2016/ink" xmlns:am3d="http://schemas.microsoft.com/office/drawing/2017/model3d" xmlns:o="urn:schemas-microsoft-com:office:office" xmlns:r="http://schemas.openxmlformats.org/officeDocument/2006/relationships" xmlns:m="http://schemas.openxmlformats.org/officeDocument/2006/math" xmlns:v="urn:schemas-microsoft-com:vml" xmlns:wp14="http://schemas.microsoft.com/office/word/2010/wordprocessingDrawing" xmlns:wp="http://schemas.openxmlformats.org/drawingml/2006/wordprocessingDrawing" xmlns:w10="urn:schemas-microsoft-com:office:word" xmlns:w="http://schemas.openxmlformats.org/wordprocessingml/2006/main" xmlns:w14="http://schemas.microsoft.com/office/word/2010/wordml" xmlns:w15="http://schemas.microsoft.com/office/word/2012/wordml" xmlns:w16cex="http://schemas.microsoft.com/office/word/2018/wordml/cex" xmlns:w16cid="http://schemas.microsoft.com/office/word/2016/wordml/cid" xmlns:w16="http://schemas.microsoft.com/office/word/2018/wordml" xmlns:w16sdtdh="http://schemas.microsoft.com/office/word/2020/wordml/sdtdatahash" xmlns:w16se="http://schemas.microsoft.com/office/word/2015/wordml/symex" xmlns:wpg="http://schemas.microsoft.com/office/word/2010/wordprocessingGroup" xmlns:wpi="http://schemas.microsoft.com/office/word/2010/wordprocessingInk" xmlns:wne="http://schemas.microsoft.com/office/word/2006/wordml" xmlns:wps="http://schemas.microsoft.com/office/word/2010/wordprocessingShape" mc:Ignorable="w14 w15 w16se w16cid w16 w16cex w16sdtdh wp14">
   <w:footnote w:type="separator" w:id="-1">
     <w:p>
       <w:r>
@@ -1861,7 +1861,7 @@
 </file>
 
 <file path=word/header1.xml><?xml version="1.0" encoding="utf-8"?>
-<w:hdr xmlns:wpc="http://schemas.microsoft.com/office/word/2010/wordprocessingCanvas" xmlns:cx="http://schemas.microsoft.com/office/drawing/2014/chartex" xmlns:cx1="http://schemas.microsoft.com/office/drawing/2015/9/8/chartex" xmlns:cx2="http://schemas.microsoft.com/office/drawing/2015/10/21/chartex" xmlns:cx3="http://schemas.microsoft.com/office/drawing/2016/5/9/chartex" xmlns:cx4="http://schemas.microsoft.com/office/drawing/2016/5/10/chartex" xmlns:cx5="http://schemas.microsoft.com/office/drawing/2016/5/11/chartex" xmlns:cx6="http://schemas.microsoft.com/office/drawing/2016/5/12/chartex" xmlns:cx7="http://schemas.microsoft.com/office/drawing/2016/5/13/chartex" xmlns:cx8="http://schemas.microsoft.com/office/drawing/2016/5/14/chartex" xmlns:mc="http://schemas.openxmlformats.org/markup-compatibility/2006" xmlns:aink="http://schemas.microsoft.com/office/drawing/2016/ink" xmlns:am3d="http://schemas.microsoft.com/office/drawing/2017/model3d" xmlns:o="urn:schemas-microsoft-com:office:office" xmlns:oel="http://schemas.microsoft.com/office/2019/extlst" xmlns:r="http://schemas.openxmlformats.org/officeDocument/2006/relationships" xmlns:m="http://schemas.openxmlformats.org/officeDocument/2006/math" xmlns:v="urn:schemas-microsoft-com:vml" xmlns:wp14="http://schemas.microsoft.com/office/word/2010/wordprocessingDrawing" xmlns:wp="http://schemas.openxmlformats.org/drawingml/2006/wordprocessingDrawing" xmlns:w10="urn:schemas-microsoft-com:office:word" xmlns:w="http://schemas.openxmlformats.org/wordprocessingml/2006/main" xmlns:w14="http://schemas.microsoft.com/office/word/2010/wordml" xmlns:w15="http://schemas.microsoft.com/office/word/2012/wordml" xmlns:w16cex="http://schemas.microsoft.com/office/word/2018/wordml/cex" xmlns:w16cid="http://schemas.microsoft.com/office/word/2016/wordml/cid" xmlns:w16="http://schemas.microsoft.com/office/word/2018/wordml" xmlns:w16sdtdh="http://schemas.microsoft.com/office/word/2020/wordml/sdtdatahash" xmlns:w16se="http://schemas.microsoft.com/office/word/2015/wordml/symex" xmlns:wpg="http://schemas.microsoft.com/office/word/2010/wordprocessingGroup" xmlns:wpi="http://schemas.microsoft.com/office/word/2010/wordprocessingInk" xmlns:wne="http://schemas.microsoft.com/office/word/2006/wordml" xmlns:wps="http://schemas.microsoft.com/office/word/2010/wordprocessingShape" mc:Ignorable="w14 w15 w16se w16cid w16 w16cex w16sdtdh wp14">
+<w:hdr xmlns:wpc="http://schemas.microsoft.com/office/word/2010/wordprocessingCanvas" xmlns:cx="http://schemas.microsoft.com/office/drawing/2014/chartex" xmlns:cx1="http://schemas.microsoft.com/office/drawing/2015/9/8/chartex" xmlns:cx2="http://schemas.microsoft.com/office/drawing/2015/10/21/chartex" xmlns:cx3="http://schemas.microsoft.com/office/drawing/2016/5/9/chartex" xmlns:cx4="http://schemas.microsoft.com/office/drawing/2016/5/10/chartex" xmlns:cx5="http://schemas.microsoft.com/office/drawing/2016/5/11/chartex" xmlns:cx6="http://schemas.microsoft.com/office/drawing/2016/5/12/chartex" xmlns:cx7="http://schemas.microsoft.com/office/drawing/2016/5/13/chartex" xmlns:cx8="http://schemas.microsoft.com/office/drawing/2016/5/14/chartex" xmlns:mc="http://schemas.openxmlformats.org/markup-compatibility/2006" xmlns:aink="http://schemas.microsoft.com/office/drawing/2016/ink" xmlns:am3d="http://schemas.microsoft.com/office/drawing/2017/model3d" xmlns:o="urn:schemas-microsoft-com:office:office" xmlns:r="http://schemas.openxmlformats.org/officeDocument/2006/relationships" xmlns:m="http://schemas.openxmlformats.org/officeDocument/2006/math" xmlns:v="urn:schemas-microsoft-com:vml" xmlns:wp14="http://schemas.microsoft.com/office/word/2010/wordprocessingDrawing" xmlns:wp="http://schemas.openxmlformats.org/drawingml/2006/wordprocessingDrawing" xmlns:w10="urn:schemas-microsoft-com:office:word" xmlns:w="http://schemas.openxmlformats.org/wordprocessingml/2006/main" xmlns:w14="http://schemas.microsoft.com/office/word/2010/wordml" xmlns:w15="http://schemas.microsoft.com/office/word/2012/wordml" xmlns:w16cex="http://schemas.microsoft.com/office/word/2018/wordml/cex" xmlns:w16cid="http://schemas.microsoft.com/office/word/2016/wordml/cid" xmlns:w16="http://schemas.microsoft.com/office/word/2018/wordml" xmlns:w16sdtdh="http://schemas.microsoft.com/office/word/2020/wordml/sdtdatahash" xmlns:w16se="http://schemas.microsoft.com/office/word/2015/wordml/symex" xmlns:wpg="http://schemas.microsoft.com/office/word/2010/wordprocessingGroup" xmlns:wpi="http://schemas.microsoft.com/office/word/2010/wordprocessingInk" xmlns:wne="http://schemas.microsoft.com/office/word/2006/wordml" xmlns:wps="http://schemas.microsoft.com/office/word/2010/wordprocessingShape" mc:Ignorable="w14 w15 w16se w16cid w16 w16cex w16sdtdh wp14">
   <w:p>
     <w:pPr>
       <w:pStyle w:val="Header"/>
@@ -1888,7 +1888,7 @@
           <v:path o:extrusionok="f" gradientshapeok="t" o:connecttype="rect"/>
           <o:lock v:ext="edit" aspectratio="t"/>
         </v:shapetype>
-        <v:shape id="_x0000_i1026" type="#_x0000_t75" style="width:181.5pt;height:60pt;mso-position-horizontal:right" o:allowoverlap="f">
+        <v:shape id="_x0000_i1026" type="#_x0000_t75" style="width:181.8pt;height:60pt;mso-position-horizontal:right" o:allowoverlap="f">
           <v:imagedata r:id="rId1" o:title=""/>
         </v:shape>
       </w:pict>
@@ -1898,7 +1898,7 @@
 </file>
 
 <file path=word/numbering.xml><?xml version="1.0" encoding="utf-8"?>
-<w:numbering xmlns:wpc="http://schemas.microsoft.com/office/word/2010/wordprocessingCanvas" xmlns:cx="http://schemas.microsoft.com/office/drawing/2014/chartex" xmlns:cx1="http://schemas.microsoft.com/office/drawing/2015/9/8/chartex" xmlns:cx2="http://schemas.microsoft.com/office/drawing/2015/10/21/chartex" xmlns:cx3="http://schemas.microsoft.com/office/drawing/2016/5/9/chartex" xmlns:cx4="http://schemas.microsoft.com/office/drawing/2016/5/10/chartex" xmlns:cx5="http://schemas.microsoft.com/office/drawing/2016/5/11/chartex" xmlns:cx6="http://schemas.microsoft.com/office/drawing/2016/5/12/chartex" xmlns:cx7="http://schemas.microsoft.com/office/drawing/2016/5/13/chartex" xmlns:cx8="http://schemas.microsoft.com/office/drawing/2016/5/14/chartex" xmlns:mc="http://schemas.openxmlformats.org/markup-compatibility/2006" xmlns:aink="http://schemas.microsoft.com/office/drawing/2016/ink" xmlns:am3d="http://schemas.microsoft.com/office/drawing/2017/model3d" xmlns:o="urn:schemas-microsoft-com:office:office" xmlns:oel="http://schemas.microsoft.com/office/2019/extlst" xmlns:r="http://schemas.openxmlformats.org/officeDocument/2006/relationships" xmlns:m="http://schemas.openxmlformats.org/officeDocument/2006/math" xmlns:v="urn:schemas-microsoft-com:vml" xmlns:wp14="http://schemas.microsoft.com/office/word/2010/wordprocessingDrawing" xmlns:wp="http://schemas.openxmlformats.org/drawingml/2006/wordprocessingDrawing" xmlns:w10="urn:schemas-microsoft-com:office:word" xmlns:w="http://schemas.openxmlformats.org/wordprocessingml/2006/main" xmlns:w14="http://schemas.microsoft.com/office/word/2010/wordml" xmlns:w15="http://schemas.microsoft.com/office/word/2012/wordml" xmlns:w16cex="http://schemas.microsoft.com/office/word/2018/wordml/cex" xmlns:w16cid="http://schemas.microsoft.com/office/word/2016/wordml/cid" xmlns:w16="http://schemas.microsoft.com/office/word/2018/wordml" xmlns:w16sdtdh="http://schemas.microsoft.com/office/word/2020/wordml/sdtdatahash" xmlns:w16se="http://schemas.microsoft.com/office/word/2015/wordml/symex" xmlns:wpg="http://schemas.microsoft.com/office/word/2010/wordprocessingGroup" xmlns:wpi="http://schemas.microsoft.com/office/word/2010/wordprocessingInk" xmlns:wne="http://schemas.microsoft.com/office/word/2006/wordml" xmlns:wps="http://schemas.microsoft.com/office/word/2010/wordprocessingShape" mc:Ignorable="w14 w15 w16se w16cid w16 w16cex w16sdtdh wp14">
+<w:numbering xmlns:wpc="http://schemas.microsoft.com/office/word/2010/wordprocessingCanvas" xmlns:cx="http://schemas.microsoft.com/office/drawing/2014/chartex" xmlns:cx1="http://schemas.microsoft.com/office/drawing/2015/9/8/chartex" xmlns:cx2="http://schemas.microsoft.com/office/drawing/2015/10/21/chartex" xmlns:cx3="http://schemas.microsoft.com/office/drawing/2016/5/9/chartex" xmlns:cx4="http://schemas.microsoft.com/office/drawing/2016/5/10/chartex" xmlns:cx5="http://schemas.microsoft.com/office/drawing/2016/5/11/chartex" xmlns:cx6="http://schemas.microsoft.com/office/drawing/2016/5/12/chartex" xmlns:cx7="http://schemas.microsoft.com/office/drawing/2016/5/13/chartex" xmlns:cx8="http://schemas.microsoft.com/office/drawing/2016/5/14/chartex" xmlns:mc="http://schemas.openxmlformats.org/markup-compatibility/2006" xmlns:aink="http://schemas.microsoft.com/office/drawing/2016/ink" xmlns:am3d="http://schemas.microsoft.com/office/drawing/2017/model3d" xmlns:o="urn:schemas-microsoft-com:office:office" xmlns:r="http://schemas.openxmlformats.org/officeDocument/2006/relationships" xmlns:m="http://schemas.openxmlformats.org/officeDocument/2006/math" xmlns:v="urn:schemas-microsoft-com:vml" xmlns:wp14="http://schemas.microsoft.com/office/word/2010/wordprocessingDrawing" xmlns:wp="http://schemas.openxmlformats.org/drawingml/2006/wordprocessingDrawing" xmlns:w10="urn:schemas-microsoft-com:office:word" xmlns:w="http://schemas.openxmlformats.org/wordprocessingml/2006/main" xmlns:w14="http://schemas.microsoft.com/office/word/2010/wordml" xmlns:w15="http://schemas.microsoft.com/office/word/2012/wordml" xmlns:w16cex="http://schemas.microsoft.com/office/word/2018/wordml/cex" xmlns:w16cid="http://schemas.microsoft.com/office/word/2016/wordml/cid" xmlns:w16="http://schemas.microsoft.com/office/word/2018/wordml" xmlns:w16sdtdh="http://schemas.microsoft.com/office/word/2020/wordml/sdtdatahash" xmlns:w16se="http://schemas.microsoft.com/office/word/2015/wordml/symex" xmlns:wpg="http://schemas.microsoft.com/office/word/2010/wordprocessingGroup" xmlns:wpi="http://schemas.microsoft.com/office/word/2010/wordprocessingInk" xmlns:wne="http://schemas.microsoft.com/office/word/2006/wordml" xmlns:wps="http://schemas.microsoft.com/office/word/2010/wordprocessingShape" mc:Ignorable="w14 w15 w16se w16cid w16 w16cex w16sdtdh wp14">
   <w:abstractNum w:abstractNumId="0" w15:restartNumberingAfterBreak="0">
     <w:nsid w:val="0C956CF8"/>
     <w:multiLevelType w:val="hybridMultilevel"/>
@@ -5350,136 +5350,136 @@
       </w:rPr>
     </w:lvl>
   </w:abstractNum>
-  <w:num w:numId="1" w16cid:durableId="187185743">
+  <w:num w:numId="1">
     <w:abstractNumId w:val="36"/>
   </w:num>
-  <w:num w:numId="2" w16cid:durableId="215817189">
+  <w:num w:numId="2">
     <w:abstractNumId w:val="39"/>
   </w:num>
-  <w:num w:numId="3" w16cid:durableId="2976214">
+  <w:num w:numId="3">
     <w:abstractNumId w:val="12"/>
   </w:num>
-  <w:num w:numId="4" w16cid:durableId="87652461">
+  <w:num w:numId="4">
     <w:abstractNumId w:val="18"/>
   </w:num>
-  <w:num w:numId="5" w16cid:durableId="1205823371">
+  <w:num w:numId="5">
     <w:abstractNumId w:val="31"/>
   </w:num>
-  <w:num w:numId="6" w16cid:durableId="830828886">
+  <w:num w:numId="6">
     <w:abstractNumId w:val="8"/>
   </w:num>
-  <w:num w:numId="7" w16cid:durableId="495002129">
+  <w:num w:numId="7">
     <w:abstractNumId w:val="41"/>
   </w:num>
-  <w:num w:numId="8" w16cid:durableId="2018923082">
+  <w:num w:numId="8">
     <w:abstractNumId w:val="20"/>
   </w:num>
-  <w:num w:numId="9" w16cid:durableId="467476066">
+  <w:num w:numId="9">
     <w:abstractNumId w:val="37"/>
   </w:num>
-  <w:num w:numId="10" w16cid:durableId="274211114">
+  <w:num w:numId="10">
     <w:abstractNumId w:val="42"/>
   </w:num>
-  <w:num w:numId="11" w16cid:durableId="739328823">
+  <w:num w:numId="11">
     <w:abstractNumId w:val="4"/>
   </w:num>
-  <w:num w:numId="12" w16cid:durableId="639115124">
+  <w:num w:numId="12">
     <w:abstractNumId w:val="11"/>
   </w:num>
-  <w:num w:numId="13" w16cid:durableId="501817406">
+  <w:num w:numId="13">
     <w:abstractNumId w:val="10"/>
   </w:num>
-  <w:num w:numId="14" w16cid:durableId="224069695">
+  <w:num w:numId="14">
     <w:abstractNumId w:val="21"/>
   </w:num>
-  <w:num w:numId="15" w16cid:durableId="358094425">
+  <w:num w:numId="15">
     <w:abstractNumId w:val="34"/>
   </w:num>
-  <w:num w:numId="16" w16cid:durableId="1230992416">
+  <w:num w:numId="16">
     <w:abstractNumId w:val="24"/>
   </w:num>
-  <w:num w:numId="17" w16cid:durableId="69618401">
+  <w:num w:numId="17">
     <w:abstractNumId w:val="32"/>
   </w:num>
-  <w:num w:numId="18" w16cid:durableId="1182662954">
+  <w:num w:numId="18">
     <w:abstractNumId w:val="40"/>
   </w:num>
-  <w:num w:numId="19" w16cid:durableId="1053650333">
+  <w:num w:numId="19">
     <w:abstractNumId w:val="28"/>
   </w:num>
-  <w:num w:numId="20" w16cid:durableId="109401990">
+  <w:num w:numId="20">
     <w:abstractNumId w:val="9"/>
   </w:num>
-  <w:num w:numId="21" w16cid:durableId="890726396">
+  <w:num w:numId="21">
     <w:abstractNumId w:val="26"/>
   </w:num>
-  <w:num w:numId="22" w16cid:durableId="17320762">
+  <w:num w:numId="22">
     <w:abstractNumId w:val="35"/>
   </w:num>
-  <w:num w:numId="23" w16cid:durableId="1467163158">
+  <w:num w:numId="23">
     <w:abstractNumId w:val="16"/>
   </w:num>
-  <w:num w:numId="24" w16cid:durableId="1938636579">
+  <w:num w:numId="24">
     <w:abstractNumId w:val="27"/>
   </w:num>
-  <w:num w:numId="25" w16cid:durableId="1455951035">
+  <w:num w:numId="25">
     <w:abstractNumId w:val="5"/>
   </w:num>
-  <w:num w:numId="26" w16cid:durableId="329913941">
+  <w:num w:numId="26">
     <w:abstractNumId w:val="43"/>
   </w:num>
-  <w:num w:numId="27" w16cid:durableId="601959513">
+  <w:num w:numId="27">
     <w:abstractNumId w:val="3"/>
   </w:num>
-  <w:num w:numId="28" w16cid:durableId="665017653">
+  <w:num w:numId="28">
     <w:abstractNumId w:val="38"/>
   </w:num>
-  <w:num w:numId="29" w16cid:durableId="1607611553">
+  <w:num w:numId="29">
     <w:abstractNumId w:val="1"/>
   </w:num>
-  <w:num w:numId="30" w16cid:durableId="1064059794">
+  <w:num w:numId="30">
     <w:abstractNumId w:val="23"/>
   </w:num>
-  <w:num w:numId="31" w16cid:durableId="695618297">
+  <w:num w:numId="31">
     <w:abstractNumId w:val="33"/>
   </w:num>
-  <w:num w:numId="32" w16cid:durableId="967394843">
+  <w:num w:numId="32">
     <w:abstractNumId w:val="29"/>
   </w:num>
-  <w:num w:numId="33" w16cid:durableId="1481340688">
+  <w:num w:numId="33">
     <w:abstractNumId w:val="19"/>
   </w:num>
-  <w:num w:numId="34" w16cid:durableId="1438866906">
+  <w:num w:numId="34">
     <w:abstractNumId w:val="6"/>
   </w:num>
-  <w:num w:numId="35" w16cid:durableId="1334066488">
+  <w:num w:numId="35">
     <w:abstractNumId w:val="30"/>
   </w:num>
-  <w:num w:numId="36" w16cid:durableId="1952197481">
+  <w:num w:numId="36">
     <w:abstractNumId w:val="17"/>
   </w:num>
-  <w:num w:numId="37" w16cid:durableId="716778531">
+  <w:num w:numId="37">
     <w:abstractNumId w:val="25"/>
   </w:num>
-  <w:num w:numId="38" w16cid:durableId="453253235">
+  <w:num w:numId="38">
     <w:abstractNumId w:val="14"/>
   </w:num>
-  <w:num w:numId="39" w16cid:durableId="510097828">
+  <w:num w:numId="39">
     <w:abstractNumId w:val="0"/>
   </w:num>
-  <w:num w:numId="40" w16cid:durableId="1144278903">
+  <w:num w:numId="40">
     <w:abstractNumId w:val="22"/>
   </w:num>
-  <w:num w:numId="41" w16cid:durableId="718091364">
+  <w:num w:numId="41">
     <w:abstractNumId w:val="15"/>
   </w:num>
-  <w:num w:numId="42" w16cid:durableId="1960337577">
+  <w:num w:numId="42">
     <w:abstractNumId w:val="7"/>
   </w:num>
-  <w:num w:numId="43" w16cid:durableId="1634093746">
+  <w:num w:numId="43">
     <w:abstractNumId w:val="13"/>
   </w:num>
-  <w:num w:numId="44" w16cid:durableId="2068725691">
+  <w:num w:numId="44">
     <w:abstractNumId w:val="2"/>
   </w:num>
 </w:numbering>
@@ -5491,7 +5491,7 @@
     <w:rPrDefault>
       <w:rPr>
         <w:rFonts w:ascii="Times New Roman" w:eastAsia="Times New Roman" w:hAnsi="Times New Roman" w:cs="Times New Roman"/>
-        <w:lang w:val="en-US" w:eastAsia="en-US" w:bidi="ar-SA"/>
+        <w:lang w:val="el-GR" w:eastAsia="el-GR" w:bidi="ar-SA"/>
       </w:rPr>
     </w:rPrDefault>
     <w:pPrDefault/>
@@ -6111,7 +6111,7 @@
     </w:pPr>
     <w:rPr>
       <w:rFonts w:ascii="Arial" w:hAnsi="Arial"/>
-      <w:lang w:val="en-GB"/>
+      <w:lang w:val="en-GB" w:eastAsia="en-US"/>
     </w:rPr>
   </w:style>
   <w:style w:type="paragraph" w:customStyle="1" w:styleId="certificateHeading">
@@ -6123,7 +6123,7 @@
     <w:rPr>
       <w:rFonts w:ascii="Arial Black" w:hAnsi="Arial Black"/>
       <w:sz w:val="18"/>
-      <w:lang w:val="en-GB"/>
+      <w:lang w:val="en-GB" w:eastAsia="en-US"/>
     </w:rPr>
   </w:style>
   <w:style w:type="character" w:customStyle="1" w:styleId="change">

--- a/uk-cca-app-api/src/main/resources/templates/ca/england/AIT_L001_Administrative_Termination.docx
+++ b/uk-cca-app-api/src/main/resources/templates/ca/england/AIT_L001_Administrative_Termination.docx
@@ -1,6 +1,6 @@
 
 <file path=word/document.xml><?xml version="1.0" encoding="utf-8"?>
-<w:document xmlns:wpc="http://schemas.microsoft.com/office/word/2010/wordprocessingCanvas" xmlns:cx="http://schemas.microsoft.com/office/drawing/2014/chartex" xmlns:cx1="http://schemas.microsoft.com/office/drawing/2015/9/8/chartex" xmlns:cx2="http://schemas.microsoft.com/office/drawing/2015/10/21/chartex" xmlns:cx3="http://schemas.microsoft.com/office/drawing/2016/5/9/chartex" xmlns:cx4="http://schemas.microsoft.com/office/drawing/2016/5/10/chartex" xmlns:cx5="http://schemas.microsoft.com/office/drawing/2016/5/11/chartex" xmlns:cx6="http://schemas.microsoft.com/office/drawing/2016/5/12/chartex" xmlns:cx7="http://schemas.microsoft.com/office/drawing/2016/5/13/chartex" xmlns:cx8="http://schemas.microsoft.com/office/drawing/2016/5/14/chartex" xmlns:mc="http://schemas.openxmlformats.org/markup-compatibility/2006" xmlns:aink="http://schemas.microsoft.com/office/drawing/2016/ink" xmlns:am3d="http://schemas.microsoft.com/office/drawing/2017/model3d" xmlns:o="urn:schemas-microsoft-com:office:office" xmlns:r="http://schemas.openxmlformats.org/officeDocument/2006/relationships" xmlns:m="http://schemas.openxmlformats.org/officeDocument/2006/math" xmlns:v="urn:schemas-microsoft-com:vml" xmlns:wp14="http://schemas.microsoft.com/office/word/2010/wordprocessingDrawing" xmlns:wp="http://schemas.openxmlformats.org/drawingml/2006/wordprocessingDrawing" xmlns:w10="urn:schemas-microsoft-com:office:word" xmlns:w="http://schemas.openxmlformats.org/wordprocessingml/2006/main" xmlns:w14="http://schemas.microsoft.com/office/word/2010/wordml" xmlns:w15="http://schemas.microsoft.com/office/word/2012/wordml" xmlns:w16cex="http://schemas.microsoft.com/office/word/2018/wordml/cex" xmlns:w16cid="http://schemas.microsoft.com/office/word/2016/wordml/cid" xmlns:w16="http://schemas.microsoft.com/office/word/2018/wordml" xmlns:w16sdtdh="http://schemas.microsoft.com/office/word/2020/wordml/sdtdatahash" xmlns:w16se="http://schemas.microsoft.com/office/word/2015/wordml/symex" xmlns:wpg="http://schemas.microsoft.com/office/word/2010/wordprocessingGroup" xmlns:wpi="http://schemas.microsoft.com/office/word/2010/wordprocessingInk" xmlns:wne="http://schemas.microsoft.com/office/word/2006/wordml" xmlns:wps="http://schemas.microsoft.com/office/word/2010/wordprocessingShape" mc:Ignorable="w14 w15 w16se w16cid w16 w16cex w16sdtdh wp14">
+<w:document xmlns:wpc="http://schemas.microsoft.com/office/word/2010/wordprocessingCanvas" xmlns:cx="http://schemas.microsoft.com/office/drawing/2014/chartex" xmlns:cx1="http://schemas.microsoft.com/office/drawing/2015/9/8/chartex" xmlns:cx2="http://schemas.microsoft.com/office/drawing/2015/10/21/chartex" xmlns:cx3="http://schemas.microsoft.com/office/drawing/2016/5/9/chartex" xmlns:cx4="http://schemas.microsoft.com/office/drawing/2016/5/10/chartex" xmlns:cx5="http://schemas.microsoft.com/office/drawing/2016/5/11/chartex" xmlns:cx6="http://schemas.microsoft.com/office/drawing/2016/5/12/chartex" xmlns:cx7="http://schemas.microsoft.com/office/drawing/2016/5/13/chartex" xmlns:cx8="http://schemas.microsoft.com/office/drawing/2016/5/14/chartex" xmlns:mc="http://schemas.openxmlformats.org/markup-compatibility/2006" xmlns:aink="http://schemas.microsoft.com/office/drawing/2016/ink" xmlns:am3d="http://schemas.microsoft.com/office/drawing/2017/model3d" xmlns:o="urn:schemas-microsoft-com:office:office" xmlns:oel="http://schemas.microsoft.com/office/2019/extlst" xmlns:r="http://schemas.openxmlformats.org/officeDocument/2006/relationships" xmlns:m="http://schemas.openxmlformats.org/officeDocument/2006/math" xmlns:v="urn:schemas-microsoft-com:vml" xmlns:wp14="http://schemas.microsoft.com/office/word/2010/wordprocessingDrawing" xmlns:wp="http://schemas.openxmlformats.org/drawingml/2006/wordprocessingDrawing" xmlns:w10="urn:schemas-microsoft-com:office:word" xmlns:w="http://schemas.openxmlformats.org/wordprocessingml/2006/main" xmlns:w14="http://schemas.microsoft.com/office/word/2010/wordml" xmlns:w15="http://schemas.microsoft.com/office/word/2012/wordml" xmlns:w16cex="http://schemas.microsoft.com/office/word/2018/wordml/cex" xmlns:w16cid="http://schemas.microsoft.com/office/word/2016/wordml/cid" xmlns:w16="http://schemas.microsoft.com/office/word/2018/wordml" xmlns:w16du="http://schemas.microsoft.com/office/word/2023/wordml/word16du" xmlns:w16sdtdh="http://schemas.microsoft.com/office/word/2020/wordml/sdtdatahash" xmlns:w16sdtfl="http://schemas.microsoft.com/office/word/2024/wordml/sdtformatlock" xmlns:w16se="http://schemas.microsoft.com/office/word/2015/wordml/symex" xmlns:wpg="http://schemas.microsoft.com/office/word/2010/wordprocessingGroup" xmlns:wpi="http://schemas.microsoft.com/office/word/2010/wordprocessingInk" xmlns:wne="http://schemas.microsoft.com/office/word/2006/wordml" xmlns:wps="http://schemas.microsoft.com/office/word/2010/wordprocessingShape" mc:Ignorable="w14 w15 w16se w16cid w16 w16cex w16sdtdh w16sdtfl w16du wp14">
   <w:body>
     <w:p>
       <w:pPr>
@@ -640,7 +640,6 @@
         <w:tc>
           <w:tcPr>
             <w:tcW w:w="1349" w:type="pct"/>
-            <w:shd w:val="clear" w:color="auto" w:fill="auto"/>
           </w:tcPr>
           <w:p>
             <w:pPr>
@@ -657,14 +656,13 @@
                 <w:rFonts w:cs="Arial"/>
                 <w:sz w:val="20"/>
               </w:rPr>
-              <w:t>Agreement Identifier:</w:t>
+              <w:t>Agreement Identifier(s):</w:t>
             </w:r>
           </w:p>
         </w:tc>
         <w:tc>
           <w:tcPr>
             <w:tcW w:w="3651" w:type="pct"/>
-            <w:shd w:val="clear" w:color="auto" w:fill="auto"/>
           </w:tcPr>
           <w:p>
             <w:pPr>
@@ -678,28 +676,55 @@
             </w:pPr>
             <w:r>
               <w:rPr>
-                <w:rFonts w:cs="Arial"/>
                 <w:sz w:val="20"/>
               </w:rPr>
               <w:fldChar w:fldCharType="begin"/>
             </w:r>
             <w:r>
               <w:rPr>
-                <w:rFonts w:cs="Arial"/>
+                <w:sz w:val="20"/>
+              </w:rPr>
+              <w:instrText xml:space="preserve"> MERGEFIELD  "[#if (params.versionMap?keys?seq_contains(\"CCA2\"))]"  \* MERGEFORMAT </w:instrText>
+            </w:r>
+            <w:r>
+              <w:rPr>
+                <w:sz w:val="20"/>
+              </w:rPr>
+              <w:fldChar w:fldCharType="separate"/>
+            </w:r>
+            <w:r>
+              <w:rPr>
+                <w:noProof/>
+                <w:sz w:val="20"/>
+              </w:rPr>
+              <w:t>«[#if (params.versionMap?keys?seq_contain»</w:t>
+            </w:r>
+            <w:r>
+              <w:rPr>
+                <w:sz w:val="20"/>
+              </w:rPr>
+              <w:fldChar w:fldCharType="end"/>
+            </w:r>
+            <w:r>
+              <w:rPr>
+                <w:sz w:val="20"/>
+              </w:rPr>
+              <w:fldChar w:fldCharType="begin"/>
+            </w:r>
+            <w:r>
+              <w:rPr>
                 <w:sz w:val="20"/>
               </w:rPr>
               <w:instrText xml:space="preserve"> MERGEFIELD  ${account.targetUnitIdentifier}  \* MERGEFORMAT </w:instrText>
             </w:r>
             <w:r>
               <w:rPr>
-                <w:rFonts w:cs="Arial"/>
                 <w:sz w:val="20"/>
               </w:rPr>
               <w:fldChar w:fldCharType="separate"/>
             </w:r>
             <w:r>
               <w:rPr>
-                <w:rFonts w:cs="Arial"/>
                 <w:noProof/>
                 <w:sz w:val="20"/>
               </w:rPr>
@@ -707,50 +732,315 @@
             </w:r>
             <w:r>
               <w:rPr>
-                <w:rFonts w:cs="Arial"/>
+                <w:noProof/>
                 <w:sz w:val="20"/>
               </w:rPr>
               <w:fldChar w:fldCharType="end"/>
             </w:r>
             <w:r>
               <w:rPr>
-                <w:rFonts w:cs="Arial"/>
-                <w:sz w:val="20"/>
+                <w:sz w:val="20"/>
+                <w:lang w:val="en-US"/>
               </w:rPr>
               <w:t xml:space="preserve"> </w:t>
             </w:r>
             <w:r>
               <w:rPr>
-                <w:rFonts w:cs="Arial"/>
+                <w:sz w:val="20"/>
+              </w:rPr>
+              <w:t>CCA2 Underlying Agreement</w:t>
+            </w:r>
+            <w:r>
+              <w:rPr>
+                <w:sz w:val="20"/>
+                <w:lang w:val="en-US"/>
+              </w:rPr>
+              <w:t xml:space="preserve"> </w:t>
+            </w:r>
+            <w:r>
+              <w:rPr>
                 <w:sz w:val="20"/>
               </w:rPr>
               <w:fldChar w:fldCharType="begin"/>
             </w:r>
             <w:r>
               <w:rPr>
-                <w:rFonts w:cs="Arial"/>
-                <w:sz w:val="20"/>
-              </w:rPr>
-              <w:instrText xml:space="preserve"> MERGEFIELD  ${params.version}  \* MERGEFORMAT </w:instrText>
+                <w:sz w:val="20"/>
+              </w:rPr>
+              <w:instrText xml:space="preserve"> MERGEFIELD  ${params.versionMap[\"CCA2\"]}  \* MERGEFORMAT </w:instrText>
             </w:r>
             <w:r>
               <w:rPr>
-                <w:rFonts w:cs="Arial"/>
                 <w:sz w:val="20"/>
               </w:rPr>
               <w:fldChar w:fldCharType="separate"/>
             </w:r>
             <w:r>
               <w:rPr>
-                <w:rFonts w:cs="Arial"/>
                 <w:noProof/>
                 <w:sz w:val="20"/>
               </w:rPr>
-              <w:t>«${params.version}»</w:t>
+              <w:t>«${params.versionMap["CCA2"]}»</w:t>
             </w:r>
             <w:r>
               <w:rPr>
-                <w:rFonts w:cs="Arial"/>
+                <w:sz w:val="20"/>
+              </w:rPr>
+              <w:fldChar w:fldCharType="end"/>
+            </w:r>
+            <w:r>
+              <w:rPr>
+                <w:sz w:val="20"/>
+              </w:rPr>
+              <w:fldChar w:fldCharType="begin"/>
+            </w:r>
+            <w:r>
+              <w:rPr>
+                <w:sz w:val="20"/>
+              </w:rPr>
+              <w:instrText xml:space="preserve"> MERGEFIELD  [/#if]  \* MERGEFORMAT </w:instrText>
+            </w:r>
+            <w:r>
+              <w:rPr>
+                <w:sz w:val="20"/>
+              </w:rPr>
+              <w:fldChar w:fldCharType="separate"/>
+            </w:r>
+            <w:r>
+              <w:rPr>
+                <w:noProof/>
+                <w:sz w:val="20"/>
+              </w:rPr>
+              <w:t>«[/#if]»</w:t>
+            </w:r>
+            <w:r>
+              <w:rPr>
+                <w:sz w:val="20"/>
+              </w:rPr>
+              <w:fldChar w:fldCharType="end"/>
+            </w:r>
+            <w:r>
+              <w:rPr>
+                <w:sz w:val="20"/>
+              </w:rPr>
+              <w:fldChar w:fldCharType="begin"/>
+            </w:r>
+            <w:r>
+              <w:rPr>
+                <w:sz w:val="20"/>
+              </w:rPr>
+              <w:instrText xml:space="preserve"> MERGEFIELD  "[#if (params.versionMap?keys?seq_contains(\"CCA2\") &amp;&amp; params.versionMap?keys?seq_contains(\"CCA3\"))]"  \* MERGEFORMAT </w:instrText>
+            </w:r>
+            <w:r>
+              <w:rPr>
+                <w:sz w:val="20"/>
+              </w:rPr>
+              <w:fldChar w:fldCharType="separate"/>
+            </w:r>
+            <w:r>
+              <w:rPr>
+                <w:noProof/>
+                <w:sz w:val="20"/>
+              </w:rPr>
+              <w:t>«[#if (params.versionMap?keys?seq_contain»</w:t>
+            </w:r>
+            <w:r>
+              <w:rPr>
+                <w:sz w:val="20"/>
+              </w:rPr>
+              <w:fldChar w:fldCharType="end"/>
+            </w:r>
+            <w:r>
+              <w:rPr>
+                <w:sz w:val="20"/>
+                <w:lang w:val="en-US"/>
+              </w:rPr>
+              <w:t xml:space="preserve">, </w:t>
+            </w:r>
+            <w:r>
+              <w:rPr>
+                <w:sz w:val="20"/>
+              </w:rPr>
+              <w:fldChar w:fldCharType="begin"/>
+            </w:r>
+            <w:r>
+              <w:rPr>
+                <w:sz w:val="20"/>
+              </w:rPr>
+              <w:instrText xml:space="preserve"> MERGEFIELD  [/#if]  \* MERGEFORMAT </w:instrText>
+            </w:r>
+            <w:r>
+              <w:rPr>
+                <w:sz w:val="20"/>
+              </w:rPr>
+              <w:fldChar w:fldCharType="separate"/>
+            </w:r>
+            <w:r>
+              <w:rPr>
+                <w:noProof/>
+                <w:sz w:val="20"/>
+              </w:rPr>
+              <w:t>«[/#if]»</w:t>
+            </w:r>
+            <w:r>
+              <w:rPr>
+                <w:sz w:val="20"/>
+              </w:rPr>
+              <w:fldChar w:fldCharType="end"/>
+            </w:r>
+            <w:r>
+              <w:rPr>
+                <w:sz w:val="20"/>
+              </w:rPr>
+              <w:fldChar w:fldCharType="begin"/>
+            </w:r>
+            <w:r>
+              <w:rPr>
+                <w:sz w:val="20"/>
+              </w:rPr>
+              <w:instrText xml:space="preserve"> MERGEFIELD  "[#if (params.versionMap?keys?seq_contains(\"CCA3\"))]"  \* MERGEFORMAT </w:instrText>
+            </w:r>
+            <w:r>
+              <w:rPr>
+                <w:sz w:val="20"/>
+              </w:rPr>
+              <w:fldChar w:fldCharType="separate"/>
+            </w:r>
+            <w:r>
+              <w:rPr>
+                <w:noProof/>
+                <w:sz w:val="20"/>
+              </w:rPr>
+              <w:t>«[#if (params.versionMap?keys?seq_contain»</w:t>
+            </w:r>
+            <w:r>
+              <w:rPr>
+                <w:sz w:val="20"/>
+              </w:rPr>
+              <w:fldChar w:fldCharType="end"/>
+            </w:r>
+            <w:r>
+              <w:rPr>
+                <w:sz w:val="20"/>
+              </w:rPr>
+              <w:fldChar w:fldCharType="begin"/>
+            </w:r>
+            <w:r>
+              <w:rPr>
+                <w:sz w:val="20"/>
+              </w:rPr>
+              <w:instrText xml:space="preserve"> MERGEFIELD  ${account.targetUnitIdentifier}  \* MERGEFORMAT </w:instrText>
+            </w:r>
+            <w:r>
+              <w:rPr>
+                <w:sz w:val="20"/>
+              </w:rPr>
+              <w:fldChar w:fldCharType="separate"/>
+            </w:r>
+            <w:r>
+              <w:rPr>
+                <w:noProof/>
+                <w:sz w:val="20"/>
+              </w:rPr>
+              <w:t>«${account.targetUnitIdentifier}»</w:t>
+            </w:r>
+            <w:r>
+              <w:rPr>
+                <w:sz w:val="20"/>
+              </w:rPr>
+              <w:fldChar w:fldCharType="end"/>
+            </w:r>
+            <w:r>
+              <w:rPr>
+                <w:sz w:val="20"/>
+                <w:lang w:val="en-US"/>
+              </w:rPr>
+              <w:t xml:space="preserve"> </w:t>
+            </w:r>
+            <w:r>
+              <w:rPr>
+                <w:sz w:val="20"/>
+              </w:rPr>
+              <w:t>CCA</w:t>
+            </w:r>
+            <w:r>
+              <w:rPr>
+                <w:sz w:val="20"/>
+                <w:lang w:val="en-US"/>
+              </w:rPr>
+              <w:t>3</w:t>
+            </w:r>
+            <w:r>
+              <w:rPr>
+                <w:sz w:val="20"/>
+              </w:rPr>
+              <w:t xml:space="preserve"> Underlying Agreement</w:t>
+            </w:r>
+            <w:r>
+              <w:rPr>
+                <w:sz w:val="20"/>
+                <w:lang w:val="en-US"/>
+              </w:rPr>
+              <w:t xml:space="preserve"> </w:t>
+            </w:r>
+            <w:r>
+              <w:rPr>
+                <w:sz w:val="20"/>
+              </w:rPr>
+              <w:fldChar w:fldCharType="begin"/>
+            </w:r>
+            <w:r>
+              <w:rPr>
+                <w:sz w:val="20"/>
+              </w:rPr>
+              <w:instrText xml:space="preserve"> MERGEFIELD  ${params.versionMap[\"CCA3\"]}  \* MERGEFORMAT </w:instrText>
+            </w:r>
+            <w:r>
+              <w:rPr>
+                <w:sz w:val="20"/>
+              </w:rPr>
+              <w:fldChar w:fldCharType="separate"/>
+            </w:r>
+            <w:r>
+              <w:rPr>
+                <w:noProof/>
+                <w:sz w:val="20"/>
+              </w:rPr>
+              <w:t>«${params.versionMap["CCA3"]}»</w:t>
+            </w:r>
+            <w:r>
+              <w:rPr>
+                <w:sz w:val="20"/>
+              </w:rPr>
+              <w:fldChar w:fldCharType="end"/>
+            </w:r>
+            <w:r>
+              <w:rPr>
+                <w:sz w:val="20"/>
+              </w:rPr>
+              <w:fldChar w:fldCharType="begin"/>
+            </w:r>
+            <w:r>
+              <w:rPr>
+                <w:sz w:val="20"/>
+              </w:rPr>
+              <w:instrText xml:space="preserve"> MERGEFIELD  [/#if]  \* MERGEFORMAT </w:instrText>
+            </w:r>
+            <w:r>
+              <w:rPr>
+                <w:sz w:val="20"/>
+              </w:rPr>
+              <w:fldChar w:fldCharType="separate"/>
+            </w:r>
+            <w:r>
+              <w:rPr>
+                <w:noProof/>
+                <w:sz w:val="20"/>
+              </w:rPr>
+              <w:t>«[/#if]»</w:t>
+            </w:r>
+            <w:r>
+              <w:rPr>
                 <w:sz w:val="20"/>
               </w:rPr>
               <w:fldChar w:fldCharType="end"/>
@@ -762,7 +1052,6 @@
         <w:tc>
           <w:tcPr>
             <w:tcW w:w="1349" w:type="pct"/>
-            <w:shd w:val="clear" w:color="auto" w:fill="auto"/>
           </w:tcPr>
           <w:p>
             <w:pPr>
@@ -786,7 +1075,6 @@
         <w:tc>
           <w:tcPr>
             <w:tcW w:w="3651" w:type="pct"/>
-            <w:shd w:val="clear" w:color="auto" w:fill="auto"/>
           </w:tcPr>
           <w:p>
             <w:pPr>
@@ -1353,7 +1641,7 @@
 </file>
 
 <file path=word/endnotes.xml><?xml version="1.0" encoding="utf-8"?>
-<w:endnotes xmlns:wpc="http://schemas.microsoft.com/office/word/2010/wordprocessingCanvas" xmlns:cx="http://schemas.microsoft.com/office/drawing/2014/chartex" xmlns:cx1="http://schemas.microsoft.com/office/drawing/2015/9/8/chartex" xmlns:cx2="http://schemas.microsoft.com/office/drawing/2015/10/21/chartex" xmlns:cx3="http://schemas.microsoft.com/office/drawing/2016/5/9/chartex" xmlns:cx4="http://schemas.microsoft.com/office/drawing/2016/5/10/chartex" xmlns:cx5="http://schemas.microsoft.com/office/drawing/2016/5/11/chartex" xmlns:cx6="http://schemas.microsoft.com/office/drawing/2016/5/12/chartex" xmlns:cx7="http://schemas.microsoft.com/office/drawing/2016/5/13/chartex" xmlns:cx8="http://schemas.microsoft.com/office/drawing/2016/5/14/chartex" xmlns:mc="http://schemas.openxmlformats.org/markup-compatibility/2006" xmlns:aink="http://schemas.microsoft.com/office/drawing/2016/ink" xmlns:am3d="http://schemas.microsoft.com/office/drawing/2017/model3d" xmlns:o="urn:schemas-microsoft-com:office:office" xmlns:r="http://schemas.openxmlformats.org/officeDocument/2006/relationships" xmlns:m="http://schemas.openxmlformats.org/officeDocument/2006/math" xmlns:v="urn:schemas-microsoft-com:vml" xmlns:wp14="http://schemas.microsoft.com/office/word/2010/wordprocessingDrawing" xmlns:wp="http://schemas.openxmlformats.org/drawingml/2006/wordprocessingDrawing" xmlns:w10="urn:schemas-microsoft-com:office:word" xmlns:w="http://schemas.openxmlformats.org/wordprocessingml/2006/main" xmlns:w14="http://schemas.microsoft.com/office/word/2010/wordml" xmlns:w15="http://schemas.microsoft.com/office/word/2012/wordml" xmlns:w16cex="http://schemas.microsoft.com/office/word/2018/wordml/cex" xmlns:w16cid="http://schemas.microsoft.com/office/word/2016/wordml/cid" xmlns:w16="http://schemas.microsoft.com/office/word/2018/wordml" xmlns:w16sdtdh="http://schemas.microsoft.com/office/word/2020/wordml/sdtdatahash" xmlns:w16se="http://schemas.microsoft.com/office/word/2015/wordml/symex" xmlns:wpg="http://schemas.microsoft.com/office/word/2010/wordprocessingGroup" xmlns:wpi="http://schemas.microsoft.com/office/word/2010/wordprocessingInk" xmlns:wne="http://schemas.microsoft.com/office/word/2006/wordml" xmlns:wps="http://schemas.microsoft.com/office/word/2010/wordprocessingShape" mc:Ignorable="w14 w15 w16se w16cid w16 w16cex w16sdtdh wp14">
+<w:endnotes xmlns:wpc="http://schemas.microsoft.com/office/word/2010/wordprocessingCanvas" xmlns:cx="http://schemas.microsoft.com/office/drawing/2014/chartex" xmlns:cx1="http://schemas.microsoft.com/office/drawing/2015/9/8/chartex" xmlns:cx2="http://schemas.microsoft.com/office/drawing/2015/10/21/chartex" xmlns:cx3="http://schemas.microsoft.com/office/drawing/2016/5/9/chartex" xmlns:cx4="http://schemas.microsoft.com/office/drawing/2016/5/10/chartex" xmlns:cx5="http://schemas.microsoft.com/office/drawing/2016/5/11/chartex" xmlns:cx6="http://schemas.microsoft.com/office/drawing/2016/5/12/chartex" xmlns:cx7="http://schemas.microsoft.com/office/drawing/2016/5/13/chartex" xmlns:cx8="http://schemas.microsoft.com/office/drawing/2016/5/14/chartex" xmlns:mc="http://schemas.openxmlformats.org/markup-compatibility/2006" xmlns:aink="http://schemas.microsoft.com/office/drawing/2016/ink" xmlns:am3d="http://schemas.microsoft.com/office/drawing/2017/model3d" xmlns:o="urn:schemas-microsoft-com:office:office" xmlns:oel="http://schemas.microsoft.com/office/2019/extlst" xmlns:r="http://schemas.openxmlformats.org/officeDocument/2006/relationships" xmlns:m="http://schemas.openxmlformats.org/officeDocument/2006/math" xmlns:v="urn:schemas-microsoft-com:vml" xmlns:wp14="http://schemas.microsoft.com/office/word/2010/wordprocessingDrawing" xmlns:wp="http://schemas.openxmlformats.org/drawingml/2006/wordprocessingDrawing" xmlns:w10="urn:schemas-microsoft-com:office:word" xmlns:w="http://schemas.openxmlformats.org/wordprocessingml/2006/main" xmlns:w14="http://schemas.microsoft.com/office/word/2010/wordml" xmlns:w15="http://schemas.microsoft.com/office/word/2012/wordml" xmlns:w16cex="http://schemas.microsoft.com/office/word/2018/wordml/cex" xmlns:w16cid="http://schemas.microsoft.com/office/word/2016/wordml/cid" xmlns:w16="http://schemas.microsoft.com/office/word/2018/wordml" xmlns:w16du="http://schemas.microsoft.com/office/word/2023/wordml/word16du" xmlns:w16sdtdh="http://schemas.microsoft.com/office/word/2020/wordml/sdtdatahash" xmlns:w16sdtfl="http://schemas.microsoft.com/office/word/2024/wordml/sdtformatlock" xmlns:w16se="http://schemas.microsoft.com/office/word/2015/wordml/symex" xmlns:wpg="http://schemas.microsoft.com/office/word/2010/wordprocessingGroup" xmlns:wpi="http://schemas.microsoft.com/office/word/2010/wordprocessingInk" xmlns:wne="http://schemas.microsoft.com/office/word/2006/wordml" xmlns:wps="http://schemas.microsoft.com/office/word/2010/wordprocessingShape" mc:Ignorable="w14 w15 w16se w16cid w16 w16cex w16sdtdh w16sdtfl w16du wp14">
   <w:endnote w:type="separator" w:id="-1">
     <w:p>
       <w:r>
@@ -1372,7 +1660,7 @@
 </file>
 
 <file path=word/footer1.xml><?xml version="1.0" encoding="utf-8"?>
-<w:ftr xmlns:wpc="http://schemas.microsoft.com/office/word/2010/wordprocessingCanvas" xmlns:cx="http://schemas.microsoft.com/office/drawing/2014/chartex" xmlns:cx1="http://schemas.microsoft.com/office/drawing/2015/9/8/chartex" xmlns:cx2="http://schemas.microsoft.com/office/drawing/2015/10/21/chartex" xmlns:cx3="http://schemas.microsoft.com/office/drawing/2016/5/9/chartex" xmlns:cx4="http://schemas.microsoft.com/office/drawing/2016/5/10/chartex" xmlns:cx5="http://schemas.microsoft.com/office/drawing/2016/5/11/chartex" xmlns:cx6="http://schemas.microsoft.com/office/drawing/2016/5/12/chartex" xmlns:cx7="http://schemas.microsoft.com/office/drawing/2016/5/13/chartex" xmlns:cx8="http://schemas.microsoft.com/office/drawing/2016/5/14/chartex" xmlns:mc="http://schemas.openxmlformats.org/markup-compatibility/2006" xmlns:aink="http://schemas.microsoft.com/office/drawing/2016/ink" xmlns:am3d="http://schemas.microsoft.com/office/drawing/2017/model3d" xmlns:o="urn:schemas-microsoft-com:office:office" xmlns:r="http://schemas.openxmlformats.org/officeDocument/2006/relationships" xmlns:m="http://schemas.openxmlformats.org/officeDocument/2006/math" xmlns:v="urn:schemas-microsoft-com:vml" xmlns:wp14="http://schemas.microsoft.com/office/word/2010/wordprocessingDrawing" xmlns:wp="http://schemas.openxmlformats.org/drawingml/2006/wordprocessingDrawing" xmlns:w10="urn:schemas-microsoft-com:office:word" xmlns:w="http://schemas.openxmlformats.org/wordprocessingml/2006/main" xmlns:w14="http://schemas.microsoft.com/office/word/2010/wordml" xmlns:w15="http://schemas.microsoft.com/office/word/2012/wordml" xmlns:w16cex="http://schemas.microsoft.com/office/word/2018/wordml/cex" xmlns:w16cid="http://schemas.microsoft.com/office/word/2016/wordml/cid" xmlns:w16="http://schemas.microsoft.com/office/word/2018/wordml" xmlns:w16sdtdh="http://schemas.microsoft.com/office/word/2020/wordml/sdtdatahash" xmlns:w16se="http://schemas.microsoft.com/office/word/2015/wordml/symex" xmlns:wpg="http://schemas.microsoft.com/office/word/2010/wordprocessingGroup" xmlns:wpi="http://schemas.microsoft.com/office/word/2010/wordprocessingInk" xmlns:wne="http://schemas.microsoft.com/office/word/2006/wordml" xmlns:wps="http://schemas.microsoft.com/office/word/2010/wordprocessingShape" mc:Ignorable="w14 w15 w16se w16cid w16 w16cex w16sdtdh wp14">
+<w:ftr xmlns:wpc="http://schemas.microsoft.com/office/word/2010/wordprocessingCanvas" xmlns:cx="http://schemas.microsoft.com/office/drawing/2014/chartex" xmlns:cx1="http://schemas.microsoft.com/office/drawing/2015/9/8/chartex" xmlns:cx2="http://schemas.microsoft.com/office/drawing/2015/10/21/chartex" xmlns:cx3="http://schemas.microsoft.com/office/drawing/2016/5/9/chartex" xmlns:cx4="http://schemas.microsoft.com/office/drawing/2016/5/10/chartex" xmlns:cx5="http://schemas.microsoft.com/office/drawing/2016/5/11/chartex" xmlns:cx6="http://schemas.microsoft.com/office/drawing/2016/5/12/chartex" xmlns:cx7="http://schemas.microsoft.com/office/drawing/2016/5/13/chartex" xmlns:cx8="http://schemas.microsoft.com/office/drawing/2016/5/14/chartex" xmlns:mc="http://schemas.openxmlformats.org/markup-compatibility/2006" xmlns:aink="http://schemas.microsoft.com/office/drawing/2016/ink" xmlns:am3d="http://schemas.microsoft.com/office/drawing/2017/model3d" xmlns:o="urn:schemas-microsoft-com:office:office" xmlns:oel="http://schemas.microsoft.com/office/2019/extlst" xmlns:r="http://schemas.openxmlformats.org/officeDocument/2006/relationships" xmlns:m="http://schemas.openxmlformats.org/officeDocument/2006/math" xmlns:v="urn:schemas-microsoft-com:vml" xmlns:wp14="http://schemas.microsoft.com/office/word/2010/wordprocessingDrawing" xmlns:wp="http://schemas.openxmlformats.org/drawingml/2006/wordprocessingDrawing" xmlns:w10="urn:schemas-microsoft-com:office:word" xmlns:w="http://schemas.openxmlformats.org/wordprocessingml/2006/main" xmlns:w14="http://schemas.microsoft.com/office/word/2010/wordml" xmlns:w15="http://schemas.microsoft.com/office/word/2012/wordml" xmlns:w16cex="http://schemas.microsoft.com/office/word/2018/wordml/cex" xmlns:w16cid="http://schemas.microsoft.com/office/word/2016/wordml/cid" xmlns:w16="http://schemas.microsoft.com/office/word/2018/wordml" xmlns:w16du="http://schemas.microsoft.com/office/word/2023/wordml/word16du" xmlns:w16sdtdh="http://schemas.microsoft.com/office/word/2020/wordml/sdtdatahash" xmlns:w16sdtfl="http://schemas.microsoft.com/office/word/2024/wordml/sdtformatlock" xmlns:w16se="http://schemas.microsoft.com/office/word/2015/wordml/symex" xmlns:wpg="http://schemas.microsoft.com/office/word/2010/wordprocessingGroup" xmlns:wpi="http://schemas.microsoft.com/office/word/2010/wordprocessingInk" xmlns:wne="http://schemas.microsoft.com/office/word/2006/wordml" xmlns:wps="http://schemas.microsoft.com/office/word/2010/wordprocessingShape" mc:Ignorable="w14 w15 w16se w16cid w16 w16cex w16sdtdh w16sdtfl w16du wp14">
   <w:p>
     <w:pPr>
       <w:pStyle w:val="Footer"/>
@@ -1452,7 +1740,7 @@
 </file>
 
 <file path=word/footer2.xml><?xml version="1.0" encoding="utf-8"?>
-<w:ftr xmlns:wpc="http://schemas.microsoft.com/office/word/2010/wordprocessingCanvas" xmlns:cx="http://schemas.microsoft.com/office/drawing/2014/chartex" xmlns:cx1="http://schemas.microsoft.com/office/drawing/2015/9/8/chartex" xmlns:cx2="http://schemas.microsoft.com/office/drawing/2015/10/21/chartex" xmlns:cx3="http://schemas.microsoft.com/office/drawing/2016/5/9/chartex" xmlns:cx4="http://schemas.microsoft.com/office/drawing/2016/5/10/chartex" xmlns:cx5="http://schemas.microsoft.com/office/drawing/2016/5/11/chartex" xmlns:cx6="http://schemas.microsoft.com/office/drawing/2016/5/12/chartex" xmlns:cx7="http://schemas.microsoft.com/office/drawing/2016/5/13/chartex" xmlns:cx8="http://schemas.microsoft.com/office/drawing/2016/5/14/chartex" xmlns:mc="http://schemas.openxmlformats.org/markup-compatibility/2006" xmlns:aink="http://schemas.microsoft.com/office/drawing/2016/ink" xmlns:am3d="http://schemas.microsoft.com/office/drawing/2017/model3d" xmlns:o="urn:schemas-microsoft-com:office:office" xmlns:r="http://schemas.openxmlformats.org/officeDocument/2006/relationships" xmlns:m="http://schemas.openxmlformats.org/officeDocument/2006/math" xmlns:v="urn:schemas-microsoft-com:vml" xmlns:wp14="http://schemas.microsoft.com/office/word/2010/wordprocessingDrawing" xmlns:wp="http://schemas.openxmlformats.org/drawingml/2006/wordprocessingDrawing" xmlns:w10="urn:schemas-microsoft-com:office:word" xmlns:w="http://schemas.openxmlformats.org/wordprocessingml/2006/main" xmlns:w14="http://schemas.microsoft.com/office/word/2010/wordml" xmlns:w15="http://schemas.microsoft.com/office/word/2012/wordml" xmlns:w16cex="http://schemas.microsoft.com/office/word/2018/wordml/cex" xmlns:w16cid="http://schemas.microsoft.com/office/word/2016/wordml/cid" xmlns:w16="http://schemas.microsoft.com/office/word/2018/wordml" xmlns:w16sdtdh="http://schemas.microsoft.com/office/word/2020/wordml/sdtdatahash" xmlns:w16se="http://schemas.microsoft.com/office/word/2015/wordml/symex" xmlns:wpg="http://schemas.microsoft.com/office/word/2010/wordprocessingGroup" xmlns:wpi="http://schemas.microsoft.com/office/word/2010/wordprocessingInk" xmlns:wne="http://schemas.microsoft.com/office/word/2006/wordml" xmlns:wps="http://schemas.microsoft.com/office/word/2010/wordprocessingShape" mc:Ignorable="w14 w15 w16se w16cid w16 w16cex w16sdtdh wp14">
+<w:ftr xmlns:wpc="http://schemas.microsoft.com/office/word/2010/wordprocessingCanvas" xmlns:cx="http://schemas.microsoft.com/office/drawing/2014/chartex" xmlns:cx1="http://schemas.microsoft.com/office/drawing/2015/9/8/chartex" xmlns:cx2="http://schemas.microsoft.com/office/drawing/2015/10/21/chartex" xmlns:cx3="http://schemas.microsoft.com/office/drawing/2016/5/9/chartex" xmlns:cx4="http://schemas.microsoft.com/office/drawing/2016/5/10/chartex" xmlns:cx5="http://schemas.microsoft.com/office/drawing/2016/5/11/chartex" xmlns:cx6="http://schemas.microsoft.com/office/drawing/2016/5/12/chartex" xmlns:cx7="http://schemas.microsoft.com/office/drawing/2016/5/13/chartex" xmlns:cx8="http://schemas.microsoft.com/office/drawing/2016/5/14/chartex" xmlns:mc="http://schemas.openxmlformats.org/markup-compatibility/2006" xmlns:aink="http://schemas.microsoft.com/office/drawing/2016/ink" xmlns:am3d="http://schemas.microsoft.com/office/drawing/2017/model3d" xmlns:o="urn:schemas-microsoft-com:office:office" xmlns:oel="http://schemas.microsoft.com/office/2019/extlst" xmlns:r="http://schemas.openxmlformats.org/officeDocument/2006/relationships" xmlns:m="http://schemas.openxmlformats.org/officeDocument/2006/math" xmlns:v="urn:schemas-microsoft-com:vml" xmlns:wp14="http://schemas.microsoft.com/office/word/2010/wordprocessingDrawing" xmlns:wp="http://schemas.openxmlformats.org/drawingml/2006/wordprocessingDrawing" xmlns:w10="urn:schemas-microsoft-com:office:word" xmlns:w="http://schemas.openxmlformats.org/wordprocessingml/2006/main" xmlns:w14="http://schemas.microsoft.com/office/word/2010/wordml" xmlns:w15="http://schemas.microsoft.com/office/word/2012/wordml" xmlns:w16cex="http://schemas.microsoft.com/office/word/2018/wordml/cex" xmlns:w16cid="http://schemas.microsoft.com/office/word/2016/wordml/cid" xmlns:w16="http://schemas.microsoft.com/office/word/2018/wordml" xmlns:w16du="http://schemas.microsoft.com/office/word/2023/wordml/word16du" xmlns:w16sdtdh="http://schemas.microsoft.com/office/word/2020/wordml/sdtdatahash" xmlns:w16sdtfl="http://schemas.microsoft.com/office/word/2024/wordml/sdtformatlock" xmlns:w16se="http://schemas.microsoft.com/office/word/2015/wordml/symex" xmlns:wpg="http://schemas.microsoft.com/office/word/2010/wordprocessingGroup" xmlns:wpi="http://schemas.microsoft.com/office/word/2010/wordprocessingInk" xmlns:wne="http://schemas.microsoft.com/office/word/2006/wordml" xmlns:wps="http://schemas.microsoft.com/office/word/2010/wordprocessingShape" mc:Ignorable="w14 w15 w16se w16cid w16 w16cex w16sdtdh w16sdtfl w16du wp14">
   <w:tbl>
     <w:tblPr>
       <w:tblW w:w="9286" w:type="dxa"/>
@@ -1647,7 +1935,7 @@
 </file>
 
 <file path=word/footer3.xml><?xml version="1.0" encoding="utf-8"?>
-<w:ftr xmlns:wpc="http://schemas.microsoft.com/office/word/2010/wordprocessingCanvas" xmlns:cx="http://schemas.microsoft.com/office/drawing/2014/chartex" xmlns:cx1="http://schemas.microsoft.com/office/drawing/2015/9/8/chartex" xmlns:cx2="http://schemas.microsoft.com/office/drawing/2015/10/21/chartex" xmlns:cx3="http://schemas.microsoft.com/office/drawing/2016/5/9/chartex" xmlns:cx4="http://schemas.microsoft.com/office/drawing/2016/5/10/chartex" xmlns:cx5="http://schemas.microsoft.com/office/drawing/2016/5/11/chartex" xmlns:cx6="http://schemas.microsoft.com/office/drawing/2016/5/12/chartex" xmlns:cx7="http://schemas.microsoft.com/office/drawing/2016/5/13/chartex" xmlns:cx8="http://schemas.microsoft.com/office/drawing/2016/5/14/chartex" xmlns:mc="http://schemas.openxmlformats.org/markup-compatibility/2006" xmlns:aink="http://schemas.microsoft.com/office/drawing/2016/ink" xmlns:am3d="http://schemas.microsoft.com/office/drawing/2017/model3d" xmlns:o="urn:schemas-microsoft-com:office:office" xmlns:r="http://schemas.openxmlformats.org/officeDocument/2006/relationships" xmlns:m="http://schemas.openxmlformats.org/officeDocument/2006/math" xmlns:v="urn:schemas-microsoft-com:vml" xmlns:wp14="http://schemas.microsoft.com/office/word/2010/wordprocessingDrawing" xmlns:wp="http://schemas.openxmlformats.org/drawingml/2006/wordprocessingDrawing" xmlns:w10="urn:schemas-microsoft-com:office:word" xmlns:w="http://schemas.openxmlformats.org/wordprocessingml/2006/main" xmlns:w14="http://schemas.microsoft.com/office/word/2010/wordml" xmlns:w15="http://schemas.microsoft.com/office/word/2012/wordml" xmlns:w16cex="http://schemas.microsoft.com/office/word/2018/wordml/cex" xmlns:w16cid="http://schemas.microsoft.com/office/word/2016/wordml/cid" xmlns:w16="http://schemas.microsoft.com/office/word/2018/wordml" xmlns:w16sdtdh="http://schemas.microsoft.com/office/word/2020/wordml/sdtdatahash" xmlns:w16se="http://schemas.microsoft.com/office/word/2015/wordml/symex" xmlns:wpg="http://schemas.microsoft.com/office/word/2010/wordprocessingGroup" xmlns:wpi="http://schemas.microsoft.com/office/word/2010/wordprocessingInk" xmlns:wne="http://schemas.microsoft.com/office/word/2006/wordml" xmlns:wps="http://schemas.microsoft.com/office/word/2010/wordprocessingShape" mc:Ignorable="w14 w15 w16se w16cid w16 w16cex w16sdtdh wp14">
+<w:ftr xmlns:wpc="http://schemas.microsoft.com/office/word/2010/wordprocessingCanvas" xmlns:cx="http://schemas.microsoft.com/office/drawing/2014/chartex" xmlns:cx1="http://schemas.microsoft.com/office/drawing/2015/9/8/chartex" xmlns:cx2="http://schemas.microsoft.com/office/drawing/2015/10/21/chartex" xmlns:cx3="http://schemas.microsoft.com/office/drawing/2016/5/9/chartex" xmlns:cx4="http://schemas.microsoft.com/office/drawing/2016/5/10/chartex" xmlns:cx5="http://schemas.microsoft.com/office/drawing/2016/5/11/chartex" xmlns:cx6="http://schemas.microsoft.com/office/drawing/2016/5/12/chartex" xmlns:cx7="http://schemas.microsoft.com/office/drawing/2016/5/13/chartex" xmlns:cx8="http://schemas.microsoft.com/office/drawing/2016/5/14/chartex" xmlns:mc="http://schemas.openxmlformats.org/markup-compatibility/2006" xmlns:aink="http://schemas.microsoft.com/office/drawing/2016/ink" xmlns:am3d="http://schemas.microsoft.com/office/drawing/2017/model3d" xmlns:o="urn:schemas-microsoft-com:office:office" xmlns:oel="http://schemas.microsoft.com/office/2019/extlst" xmlns:r="http://schemas.openxmlformats.org/officeDocument/2006/relationships" xmlns:m="http://schemas.openxmlformats.org/officeDocument/2006/math" xmlns:v="urn:schemas-microsoft-com:vml" xmlns:wp14="http://schemas.microsoft.com/office/word/2010/wordprocessingDrawing" xmlns:wp="http://schemas.openxmlformats.org/drawingml/2006/wordprocessingDrawing" xmlns:w10="urn:schemas-microsoft-com:office:word" xmlns:w="http://schemas.openxmlformats.org/wordprocessingml/2006/main" xmlns:w14="http://schemas.microsoft.com/office/word/2010/wordml" xmlns:w15="http://schemas.microsoft.com/office/word/2012/wordml" xmlns:w16cex="http://schemas.microsoft.com/office/word/2018/wordml/cex" xmlns:w16cid="http://schemas.microsoft.com/office/word/2016/wordml/cid" xmlns:w16="http://schemas.microsoft.com/office/word/2018/wordml" xmlns:w16du="http://schemas.microsoft.com/office/word/2023/wordml/word16du" xmlns:w16sdtdh="http://schemas.microsoft.com/office/word/2020/wordml/sdtdatahash" xmlns:w16sdtfl="http://schemas.microsoft.com/office/word/2024/wordml/sdtformatlock" xmlns:w16se="http://schemas.microsoft.com/office/word/2015/wordml/symex" xmlns:wpg="http://schemas.microsoft.com/office/word/2010/wordprocessingGroup" xmlns:wpi="http://schemas.microsoft.com/office/word/2010/wordprocessingInk" xmlns:wne="http://schemas.microsoft.com/office/word/2006/wordml" xmlns:wps="http://schemas.microsoft.com/office/word/2010/wordprocessingShape" mc:Ignorable="w14 w15 w16se w16cid w16 w16cex w16sdtdh w16sdtfl w16du wp14">
   <w:tbl>
     <w:tblPr>
       <w:tblW w:w="9286" w:type="dxa"/>
@@ -1842,7 +2130,7 @@
 </file>
 
 <file path=word/footnotes.xml><?xml version="1.0" encoding="utf-8"?>
-<w:footnotes xmlns:wpc="http://schemas.microsoft.com/office/word/2010/wordprocessingCanvas" xmlns:cx="http://schemas.microsoft.com/office/drawing/2014/chartex" xmlns:cx1="http://schemas.microsoft.com/office/drawing/2015/9/8/chartex" xmlns:cx2="http://schemas.microsoft.com/office/drawing/2015/10/21/chartex" xmlns:cx3="http://schemas.microsoft.com/office/drawing/2016/5/9/chartex" xmlns:cx4="http://schemas.microsoft.com/office/drawing/2016/5/10/chartex" xmlns:cx5="http://schemas.microsoft.com/office/drawing/2016/5/11/chartex" xmlns:cx6="http://schemas.microsoft.com/office/drawing/2016/5/12/chartex" xmlns:cx7="http://schemas.microsoft.com/office/drawing/2016/5/13/chartex" xmlns:cx8="http://schemas.microsoft.com/office/drawing/2016/5/14/chartex" xmlns:mc="http://schemas.openxmlformats.org/markup-compatibility/2006" xmlns:aink="http://schemas.microsoft.com/office/drawing/2016/ink" xmlns:am3d="http://schemas.microsoft.com/office/drawing/2017/model3d" xmlns:o="urn:schemas-microsoft-com:office:office" xmlns:r="http://schemas.openxmlformats.org/officeDocument/2006/relationships" xmlns:m="http://schemas.openxmlformats.org/officeDocument/2006/math" xmlns:v="urn:schemas-microsoft-com:vml" xmlns:wp14="http://schemas.microsoft.com/office/word/2010/wordprocessingDrawing" xmlns:wp="http://schemas.openxmlformats.org/drawingml/2006/wordprocessingDrawing" xmlns:w10="urn:schemas-microsoft-com:office:word" xmlns:w="http://schemas.openxmlformats.org/wordprocessingml/2006/main" xmlns:w14="http://schemas.microsoft.com/office/word/2010/wordml" xmlns:w15="http://schemas.microsoft.com/office/word/2012/wordml" xmlns:w16cex="http://schemas.microsoft.com/office/word/2018/wordml/cex" xmlns:w16cid="http://schemas.microsoft.com/office/word/2016/wordml/cid" xmlns:w16="http://schemas.microsoft.com/office/word/2018/wordml" xmlns:w16sdtdh="http://schemas.microsoft.com/office/word/2020/wordml/sdtdatahash" xmlns:w16se="http://schemas.microsoft.com/office/word/2015/wordml/symex" xmlns:wpg="http://schemas.microsoft.com/office/word/2010/wordprocessingGroup" xmlns:wpi="http://schemas.microsoft.com/office/word/2010/wordprocessingInk" xmlns:wne="http://schemas.microsoft.com/office/word/2006/wordml" xmlns:wps="http://schemas.microsoft.com/office/word/2010/wordprocessingShape" mc:Ignorable="w14 w15 w16se w16cid w16 w16cex w16sdtdh wp14">
+<w:footnotes xmlns:wpc="http://schemas.microsoft.com/office/word/2010/wordprocessingCanvas" xmlns:cx="http://schemas.microsoft.com/office/drawing/2014/chartex" xmlns:cx1="http://schemas.microsoft.com/office/drawing/2015/9/8/chartex" xmlns:cx2="http://schemas.microsoft.com/office/drawing/2015/10/21/chartex" xmlns:cx3="http://schemas.microsoft.com/office/drawing/2016/5/9/chartex" xmlns:cx4="http://schemas.microsoft.com/office/drawing/2016/5/10/chartex" xmlns:cx5="http://schemas.microsoft.com/office/drawing/2016/5/11/chartex" xmlns:cx6="http://schemas.microsoft.com/office/drawing/2016/5/12/chartex" xmlns:cx7="http://schemas.microsoft.com/office/drawing/2016/5/13/chartex" xmlns:cx8="http://schemas.microsoft.com/office/drawing/2016/5/14/chartex" xmlns:mc="http://schemas.openxmlformats.org/markup-compatibility/2006" xmlns:aink="http://schemas.microsoft.com/office/drawing/2016/ink" xmlns:am3d="http://schemas.microsoft.com/office/drawing/2017/model3d" xmlns:o="urn:schemas-microsoft-com:office:office" xmlns:oel="http://schemas.microsoft.com/office/2019/extlst" xmlns:r="http://schemas.openxmlformats.org/officeDocument/2006/relationships" xmlns:m="http://schemas.openxmlformats.org/officeDocument/2006/math" xmlns:v="urn:schemas-microsoft-com:vml" xmlns:wp14="http://schemas.microsoft.com/office/word/2010/wordprocessingDrawing" xmlns:wp="http://schemas.openxmlformats.org/drawingml/2006/wordprocessingDrawing" xmlns:w10="urn:schemas-microsoft-com:office:word" xmlns:w="http://schemas.openxmlformats.org/wordprocessingml/2006/main" xmlns:w14="http://schemas.microsoft.com/office/word/2010/wordml" xmlns:w15="http://schemas.microsoft.com/office/word/2012/wordml" xmlns:w16cex="http://schemas.microsoft.com/office/word/2018/wordml/cex" xmlns:w16cid="http://schemas.microsoft.com/office/word/2016/wordml/cid" xmlns:w16="http://schemas.microsoft.com/office/word/2018/wordml" xmlns:w16du="http://schemas.microsoft.com/office/word/2023/wordml/word16du" xmlns:w16sdtdh="http://schemas.microsoft.com/office/word/2020/wordml/sdtdatahash" xmlns:w16sdtfl="http://schemas.microsoft.com/office/word/2024/wordml/sdtformatlock" xmlns:w16se="http://schemas.microsoft.com/office/word/2015/wordml/symex" xmlns:wpg="http://schemas.microsoft.com/office/word/2010/wordprocessingGroup" xmlns:wpi="http://schemas.microsoft.com/office/word/2010/wordprocessingInk" xmlns:wne="http://schemas.microsoft.com/office/word/2006/wordml" xmlns:wps="http://schemas.microsoft.com/office/word/2010/wordprocessingShape" mc:Ignorable="w14 w15 w16se w16cid w16 w16cex w16sdtdh w16sdtfl w16du wp14">
   <w:footnote w:type="separator" w:id="-1">
     <w:p>
       <w:r>
@@ -1861,7 +2149,7 @@
 </file>
 
 <file path=word/header1.xml><?xml version="1.0" encoding="utf-8"?>
-<w:hdr xmlns:wpc="http://schemas.microsoft.com/office/word/2010/wordprocessingCanvas" xmlns:cx="http://schemas.microsoft.com/office/drawing/2014/chartex" xmlns:cx1="http://schemas.microsoft.com/office/drawing/2015/9/8/chartex" xmlns:cx2="http://schemas.microsoft.com/office/drawing/2015/10/21/chartex" xmlns:cx3="http://schemas.microsoft.com/office/drawing/2016/5/9/chartex" xmlns:cx4="http://schemas.microsoft.com/office/drawing/2016/5/10/chartex" xmlns:cx5="http://schemas.microsoft.com/office/drawing/2016/5/11/chartex" xmlns:cx6="http://schemas.microsoft.com/office/drawing/2016/5/12/chartex" xmlns:cx7="http://schemas.microsoft.com/office/drawing/2016/5/13/chartex" xmlns:cx8="http://schemas.microsoft.com/office/drawing/2016/5/14/chartex" xmlns:mc="http://schemas.openxmlformats.org/markup-compatibility/2006" xmlns:aink="http://schemas.microsoft.com/office/drawing/2016/ink" xmlns:am3d="http://schemas.microsoft.com/office/drawing/2017/model3d" xmlns:o="urn:schemas-microsoft-com:office:office" xmlns:r="http://schemas.openxmlformats.org/officeDocument/2006/relationships" xmlns:m="http://schemas.openxmlformats.org/officeDocument/2006/math" xmlns:v="urn:schemas-microsoft-com:vml" xmlns:wp14="http://schemas.microsoft.com/office/word/2010/wordprocessingDrawing" xmlns:wp="http://schemas.openxmlformats.org/drawingml/2006/wordprocessingDrawing" xmlns:w10="urn:schemas-microsoft-com:office:word" xmlns:w="http://schemas.openxmlformats.org/wordprocessingml/2006/main" xmlns:w14="http://schemas.microsoft.com/office/word/2010/wordml" xmlns:w15="http://schemas.microsoft.com/office/word/2012/wordml" xmlns:w16cex="http://schemas.microsoft.com/office/word/2018/wordml/cex" xmlns:w16cid="http://schemas.microsoft.com/office/word/2016/wordml/cid" xmlns:w16="http://schemas.microsoft.com/office/word/2018/wordml" xmlns:w16sdtdh="http://schemas.microsoft.com/office/word/2020/wordml/sdtdatahash" xmlns:w16se="http://schemas.microsoft.com/office/word/2015/wordml/symex" xmlns:wpg="http://schemas.microsoft.com/office/word/2010/wordprocessingGroup" xmlns:wpi="http://schemas.microsoft.com/office/word/2010/wordprocessingInk" xmlns:wne="http://schemas.microsoft.com/office/word/2006/wordml" xmlns:wps="http://schemas.microsoft.com/office/word/2010/wordprocessingShape" mc:Ignorable="w14 w15 w16se w16cid w16 w16cex w16sdtdh wp14">
+<w:hdr xmlns:wpc="http://schemas.microsoft.com/office/word/2010/wordprocessingCanvas" xmlns:cx="http://schemas.microsoft.com/office/drawing/2014/chartex" xmlns:cx1="http://schemas.microsoft.com/office/drawing/2015/9/8/chartex" xmlns:cx2="http://schemas.microsoft.com/office/drawing/2015/10/21/chartex" xmlns:cx3="http://schemas.microsoft.com/office/drawing/2016/5/9/chartex" xmlns:cx4="http://schemas.microsoft.com/office/drawing/2016/5/10/chartex" xmlns:cx5="http://schemas.microsoft.com/office/drawing/2016/5/11/chartex" xmlns:cx6="http://schemas.microsoft.com/office/drawing/2016/5/12/chartex" xmlns:cx7="http://schemas.microsoft.com/office/drawing/2016/5/13/chartex" xmlns:cx8="http://schemas.microsoft.com/office/drawing/2016/5/14/chartex" xmlns:mc="http://schemas.openxmlformats.org/markup-compatibility/2006" xmlns:aink="http://schemas.microsoft.com/office/drawing/2016/ink" xmlns:am3d="http://schemas.microsoft.com/office/drawing/2017/model3d" xmlns:o="urn:schemas-microsoft-com:office:office" xmlns:oel="http://schemas.microsoft.com/office/2019/extlst" xmlns:r="http://schemas.openxmlformats.org/officeDocument/2006/relationships" xmlns:m="http://schemas.openxmlformats.org/officeDocument/2006/math" xmlns:v="urn:schemas-microsoft-com:vml" xmlns:wp14="http://schemas.microsoft.com/office/word/2010/wordprocessingDrawing" xmlns:wp="http://schemas.openxmlformats.org/drawingml/2006/wordprocessingDrawing" xmlns:w10="urn:schemas-microsoft-com:office:word" xmlns:w="http://schemas.openxmlformats.org/wordprocessingml/2006/main" xmlns:w14="http://schemas.microsoft.com/office/word/2010/wordml" xmlns:w15="http://schemas.microsoft.com/office/word/2012/wordml" xmlns:w16cex="http://schemas.microsoft.com/office/word/2018/wordml/cex" xmlns:w16cid="http://schemas.microsoft.com/office/word/2016/wordml/cid" xmlns:w16="http://schemas.microsoft.com/office/word/2018/wordml" xmlns:w16du="http://schemas.microsoft.com/office/word/2023/wordml/word16du" xmlns:w16sdtdh="http://schemas.microsoft.com/office/word/2020/wordml/sdtdatahash" xmlns:w16sdtfl="http://schemas.microsoft.com/office/word/2024/wordml/sdtformatlock" xmlns:w16se="http://schemas.microsoft.com/office/word/2015/wordml/symex" xmlns:wpg="http://schemas.microsoft.com/office/word/2010/wordprocessingGroup" xmlns:wpi="http://schemas.microsoft.com/office/word/2010/wordprocessingInk" xmlns:wne="http://schemas.microsoft.com/office/word/2006/wordml" xmlns:wps="http://schemas.microsoft.com/office/word/2010/wordprocessingShape" mc:Ignorable="w14 w15 w16se w16cid w16 w16cex w16sdtdh w16sdtfl w16du wp14">
   <w:p>
     <w:pPr>
       <w:pStyle w:val="Header"/>
@@ -1898,7 +2186,7 @@
 </file>
 
 <file path=word/numbering.xml><?xml version="1.0" encoding="utf-8"?>
-<w:numbering xmlns:wpc="http://schemas.microsoft.com/office/word/2010/wordprocessingCanvas" xmlns:cx="http://schemas.microsoft.com/office/drawing/2014/chartex" xmlns:cx1="http://schemas.microsoft.com/office/drawing/2015/9/8/chartex" xmlns:cx2="http://schemas.microsoft.com/office/drawing/2015/10/21/chartex" xmlns:cx3="http://schemas.microsoft.com/office/drawing/2016/5/9/chartex" xmlns:cx4="http://schemas.microsoft.com/office/drawing/2016/5/10/chartex" xmlns:cx5="http://schemas.microsoft.com/office/drawing/2016/5/11/chartex" xmlns:cx6="http://schemas.microsoft.com/office/drawing/2016/5/12/chartex" xmlns:cx7="http://schemas.microsoft.com/office/drawing/2016/5/13/chartex" xmlns:cx8="http://schemas.microsoft.com/office/drawing/2016/5/14/chartex" xmlns:mc="http://schemas.openxmlformats.org/markup-compatibility/2006" xmlns:aink="http://schemas.microsoft.com/office/drawing/2016/ink" xmlns:am3d="http://schemas.microsoft.com/office/drawing/2017/model3d" xmlns:o="urn:schemas-microsoft-com:office:office" xmlns:r="http://schemas.openxmlformats.org/officeDocument/2006/relationships" xmlns:m="http://schemas.openxmlformats.org/officeDocument/2006/math" xmlns:v="urn:schemas-microsoft-com:vml" xmlns:wp14="http://schemas.microsoft.com/office/word/2010/wordprocessingDrawing" xmlns:wp="http://schemas.openxmlformats.org/drawingml/2006/wordprocessingDrawing" xmlns:w10="urn:schemas-microsoft-com:office:word" xmlns:w="http://schemas.openxmlformats.org/wordprocessingml/2006/main" xmlns:w14="http://schemas.microsoft.com/office/word/2010/wordml" xmlns:w15="http://schemas.microsoft.com/office/word/2012/wordml" xmlns:w16cex="http://schemas.microsoft.com/office/word/2018/wordml/cex" xmlns:w16cid="http://schemas.microsoft.com/office/word/2016/wordml/cid" xmlns:w16="http://schemas.microsoft.com/office/word/2018/wordml" xmlns:w16sdtdh="http://schemas.microsoft.com/office/word/2020/wordml/sdtdatahash" xmlns:w16se="http://schemas.microsoft.com/office/word/2015/wordml/symex" xmlns:wpg="http://schemas.microsoft.com/office/word/2010/wordprocessingGroup" xmlns:wpi="http://schemas.microsoft.com/office/word/2010/wordprocessingInk" xmlns:wne="http://schemas.microsoft.com/office/word/2006/wordml" xmlns:wps="http://schemas.microsoft.com/office/word/2010/wordprocessingShape" mc:Ignorable="w14 w15 w16se w16cid w16 w16cex w16sdtdh wp14">
+<w:numbering xmlns:wpc="http://schemas.microsoft.com/office/word/2010/wordprocessingCanvas" xmlns:cx="http://schemas.microsoft.com/office/drawing/2014/chartex" xmlns:cx1="http://schemas.microsoft.com/office/drawing/2015/9/8/chartex" xmlns:cx2="http://schemas.microsoft.com/office/drawing/2015/10/21/chartex" xmlns:cx3="http://schemas.microsoft.com/office/drawing/2016/5/9/chartex" xmlns:cx4="http://schemas.microsoft.com/office/drawing/2016/5/10/chartex" xmlns:cx5="http://schemas.microsoft.com/office/drawing/2016/5/11/chartex" xmlns:cx6="http://schemas.microsoft.com/office/drawing/2016/5/12/chartex" xmlns:cx7="http://schemas.microsoft.com/office/drawing/2016/5/13/chartex" xmlns:cx8="http://schemas.microsoft.com/office/drawing/2016/5/14/chartex" xmlns:mc="http://schemas.openxmlformats.org/markup-compatibility/2006" xmlns:aink="http://schemas.microsoft.com/office/drawing/2016/ink" xmlns:am3d="http://schemas.microsoft.com/office/drawing/2017/model3d" xmlns:o="urn:schemas-microsoft-com:office:office" xmlns:oel="http://schemas.microsoft.com/office/2019/extlst" xmlns:r="http://schemas.openxmlformats.org/officeDocument/2006/relationships" xmlns:m="http://schemas.openxmlformats.org/officeDocument/2006/math" xmlns:v="urn:schemas-microsoft-com:vml" xmlns:wp14="http://schemas.microsoft.com/office/word/2010/wordprocessingDrawing" xmlns:wp="http://schemas.openxmlformats.org/drawingml/2006/wordprocessingDrawing" xmlns:w10="urn:schemas-microsoft-com:office:word" xmlns:w="http://schemas.openxmlformats.org/wordprocessingml/2006/main" xmlns:w14="http://schemas.microsoft.com/office/word/2010/wordml" xmlns:w15="http://schemas.microsoft.com/office/word/2012/wordml" xmlns:w16cex="http://schemas.microsoft.com/office/word/2018/wordml/cex" xmlns:w16cid="http://schemas.microsoft.com/office/word/2016/wordml/cid" xmlns:w16="http://schemas.microsoft.com/office/word/2018/wordml" xmlns:w16du="http://schemas.microsoft.com/office/word/2023/wordml/word16du" xmlns:w16sdtdh="http://schemas.microsoft.com/office/word/2020/wordml/sdtdatahash" xmlns:w16sdtfl="http://schemas.microsoft.com/office/word/2024/wordml/sdtformatlock" xmlns:w16se="http://schemas.microsoft.com/office/word/2015/wordml/symex" xmlns:wpg="http://schemas.microsoft.com/office/word/2010/wordprocessingGroup" xmlns:wpi="http://schemas.microsoft.com/office/word/2010/wordprocessingInk" xmlns:wne="http://schemas.microsoft.com/office/word/2006/wordml" xmlns:wps="http://schemas.microsoft.com/office/word/2010/wordprocessingShape" mc:Ignorable="w14 w15 w16se w16cid w16 w16cex w16sdtdh w16sdtfl w16du wp14">
   <w:abstractNum w:abstractNumId="0" w15:restartNumberingAfterBreak="0">
     <w:nsid w:val="0C956CF8"/>
     <w:multiLevelType w:val="hybridMultilevel"/>
@@ -5350,148 +5638,148 @@
       </w:rPr>
     </w:lvl>
   </w:abstractNum>
-  <w:num w:numId="1">
+  <w:num w:numId="1" w16cid:durableId="153300063">
     <w:abstractNumId w:val="36"/>
   </w:num>
-  <w:num w:numId="2">
+  <w:num w:numId="2" w16cid:durableId="1550259412">
     <w:abstractNumId w:val="39"/>
   </w:num>
-  <w:num w:numId="3">
+  <w:num w:numId="3" w16cid:durableId="912665286">
     <w:abstractNumId w:val="12"/>
   </w:num>
-  <w:num w:numId="4">
+  <w:num w:numId="4" w16cid:durableId="492525984">
     <w:abstractNumId w:val="18"/>
   </w:num>
-  <w:num w:numId="5">
+  <w:num w:numId="5" w16cid:durableId="1537236782">
     <w:abstractNumId w:val="31"/>
   </w:num>
-  <w:num w:numId="6">
+  <w:num w:numId="6" w16cid:durableId="1816947650">
     <w:abstractNumId w:val="8"/>
   </w:num>
-  <w:num w:numId="7">
+  <w:num w:numId="7" w16cid:durableId="1619339187">
     <w:abstractNumId w:val="41"/>
   </w:num>
-  <w:num w:numId="8">
+  <w:num w:numId="8" w16cid:durableId="528879795">
     <w:abstractNumId w:val="20"/>
   </w:num>
-  <w:num w:numId="9">
+  <w:num w:numId="9" w16cid:durableId="691808751">
     <w:abstractNumId w:val="37"/>
   </w:num>
-  <w:num w:numId="10">
+  <w:num w:numId="10" w16cid:durableId="587076058">
     <w:abstractNumId w:val="42"/>
   </w:num>
-  <w:num w:numId="11">
+  <w:num w:numId="11" w16cid:durableId="1558081568">
     <w:abstractNumId w:val="4"/>
   </w:num>
-  <w:num w:numId="12">
+  <w:num w:numId="12" w16cid:durableId="1583173351">
     <w:abstractNumId w:val="11"/>
   </w:num>
-  <w:num w:numId="13">
+  <w:num w:numId="13" w16cid:durableId="1374840009">
     <w:abstractNumId w:val="10"/>
   </w:num>
-  <w:num w:numId="14">
+  <w:num w:numId="14" w16cid:durableId="520628627">
     <w:abstractNumId w:val="21"/>
   </w:num>
-  <w:num w:numId="15">
+  <w:num w:numId="15" w16cid:durableId="376857446">
     <w:abstractNumId w:val="34"/>
   </w:num>
-  <w:num w:numId="16">
+  <w:num w:numId="16" w16cid:durableId="816921406">
     <w:abstractNumId w:val="24"/>
   </w:num>
-  <w:num w:numId="17">
+  <w:num w:numId="17" w16cid:durableId="1996571326">
     <w:abstractNumId w:val="32"/>
   </w:num>
-  <w:num w:numId="18">
+  <w:num w:numId="18" w16cid:durableId="2130081562">
     <w:abstractNumId w:val="40"/>
   </w:num>
-  <w:num w:numId="19">
+  <w:num w:numId="19" w16cid:durableId="687365687">
     <w:abstractNumId w:val="28"/>
   </w:num>
-  <w:num w:numId="20">
+  <w:num w:numId="20" w16cid:durableId="1471287312">
     <w:abstractNumId w:val="9"/>
   </w:num>
-  <w:num w:numId="21">
+  <w:num w:numId="21" w16cid:durableId="707026760">
     <w:abstractNumId w:val="26"/>
   </w:num>
-  <w:num w:numId="22">
+  <w:num w:numId="22" w16cid:durableId="195822329">
     <w:abstractNumId w:val="35"/>
   </w:num>
-  <w:num w:numId="23">
+  <w:num w:numId="23" w16cid:durableId="571037892">
     <w:abstractNumId w:val="16"/>
   </w:num>
-  <w:num w:numId="24">
+  <w:num w:numId="24" w16cid:durableId="490412643">
     <w:abstractNumId w:val="27"/>
   </w:num>
-  <w:num w:numId="25">
+  <w:num w:numId="25" w16cid:durableId="413357563">
     <w:abstractNumId w:val="5"/>
   </w:num>
-  <w:num w:numId="26">
+  <w:num w:numId="26" w16cid:durableId="950013329">
     <w:abstractNumId w:val="43"/>
   </w:num>
-  <w:num w:numId="27">
+  <w:num w:numId="27" w16cid:durableId="1329558466">
     <w:abstractNumId w:val="3"/>
   </w:num>
-  <w:num w:numId="28">
+  <w:num w:numId="28" w16cid:durableId="111754086">
     <w:abstractNumId w:val="38"/>
   </w:num>
-  <w:num w:numId="29">
+  <w:num w:numId="29" w16cid:durableId="1585608252">
     <w:abstractNumId w:val="1"/>
   </w:num>
-  <w:num w:numId="30">
+  <w:num w:numId="30" w16cid:durableId="1690524463">
     <w:abstractNumId w:val="23"/>
   </w:num>
-  <w:num w:numId="31">
+  <w:num w:numId="31" w16cid:durableId="2083672585">
     <w:abstractNumId w:val="33"/>
   </w:num>
-  <w:num w:numId="32">
+  <w:num w:numId="32" w16cid:durableId="243077981">
     <w:abstractNumId w:val="29"/>
   </w:num>
-  <w:num w:numId="33">
+  <w:num w:numId="33" w16cid:durableId="1407069602">
     <w:abstractNumId w:val="19"/>
   </w:num>
-  <w:num w:numId="34">
+  <w:num w:numId="34" w16cid:durableId="1132482636">
     <w:abstractNumId w:val="6"/>
   </w:num>
-  <w:num w:numId="35">
+  <w:num w:numId="35" w16cid:durableId="1518886907">
     <w:abstractNumId w:val="30"/>
   </w:num>
-  <w:num w:numId="36">
+  <w:num w:numId="36" w16cid:durableId="225336194">
     <w:abstractNumId w:val="17"/>
   </w:num>
-  <w:num w:numId="37">
+  <w:num w:numId="37" w16cid:durableId="888565310">
     <w:abstractNumId w:val="25"/>
   </w:num>
-  <w:num w:numId="38">
+  <w:num w:numId="38" w16cid:durableId="616642466">
     <w:abstractNumId w:val="14"/>
   </w:num>
-  <w:num w:numId="39">
+  <w:num w:numId="39" w16cid:durableId="1991520889">
     <w:abstractNumId w:val="0"/>
   </w:num>
-  <w:num w:numId="40">
+  <w:num w:numId="40" w16cid:durableId="1316445660">
     <w:abstractNumId w:val="22"/>
   </w:num>
-  <w:num w:numId="41">
+  <w:num w:numId="41" w16cid:durableId="1882982629">
     <w:abstractNumId w:val="15"/>
   </w:num>
-  <w:num w:numId="42">
+  <w:num w:numId="42" w16cid:durableId="724527186">
     <w:abstractNumId w:val="7"/>
   </w:num>
-  <w:num w:numId="43">
+  <w:num w:numId="43" w16cid:durableId="135411810">
     <w:abstractNumId w:val="13"/>
   </w:num>
-  <w:num w:numId="44">
+  <w:num w:numId="44" w16cid:durableId="1809320706">
     <w:abstractNumId w:val="2"/>
   </w:num>
 </w:numbering>
 </file>
 
 <file path=word/styles.xml><?xml version="1.0" encoding="utf-8"?>
-<w:styles xmlns:mc="http://schemas.openxmlformats.org/markup-compatibility/2006" xmlns:r="http://schemas.openxmlformats.org/officeDocument/2006/relationships" xmlns:w="http://schemas.openxmlformats.org/wordprocessingml/2006/main" xmlns:w14="http://schemas.microsoft.com/office/word/2010/wordml" xmlns:w15="http://schemas.microsoft.com/office/word/2012/wordml" xmlns:w16cex="http://schemas.microsoft.com/office/word/2018/wordml/cex" xmlns:w16cid="http://schemas.microsoft.com/office/word/2016/wordml/cid" xmlns:w16="http://schemas.microsoft.com/office/word/2018/wordml" xmlns:w16sdtdh="http://schemas.microsoft.com/office/word/2020/wordml/sdtdatahash" xmlns:w16se="http://schemas.microsoft.com/office/word/2015/wordml/symex" mc:Ignorable="w14 w15 w16se w16cid w16 w16cex w16sdtdh">
+<w:styles xmlns:mc="http://schemas.openxmlformats.org/markup-compatibility/2006" xmlns:r="http://schemas.openxmlformats.org/officeDocument/2006/relationships" xmlns:w="http://schemas.openxmlformats.org/wordprocessingml/2006/main" xmlns:w14="http://schemas.microsoft.com/office/word/2010/wordml" xmlns:w15="http://schemas.microsoft.com/office/word/2012/wordml" xmlns:w16cex="http://schemas.microsoft.com/office/word/2018/wordml/cex" xmlns:w16cid="http://schemas.microsoft.com/office/word/2016/wordml/cid" xmlns:w16="http://schemas.microsoft.com/office/word/2018/wordml" xmlns:w16du="http://schemas.microsoft.com/office/word/2023/wordml/word16du" xmlns:w16sdtdh="http://schemas.microsoft.com/office/word/2020/wordml/sdtdatahash" xmlns:w16sdtfl="http://schemas.microsoft.com/office/word/2024/wordml/sdtformatlock" xmlns:w16se="http://schemas.microsoft.com/office/word/2015/wordml/symex" mc:Ignorable="w14 w15 w16se w16cid w16 w16cex w16sdtdh w16sdtfl w16du">
   <w:docDefaults>
     <w:rPrDefault>
       <w:rPr>
         <w:rFonts w:ascii="Times New Roman" w:eastAsia="Times New Roman" w:hAnsi="Times New Roman" w:cs="Times New Roman"/>
-        <w:lang w:val="el-GR" w:eastAsia="el-GR" w:bidi="ar-SA"/>
+        <w:lang w:val="en-US" w:eastAsia="en-US" w:bidi="ar-SA"/>
       </w:rPr>
     </w:rPrDefault>
     <w:pPrDefault/>
@@ -6111,7 +6399,7 @@
     </w:pPr>
     <w:rPr>
       <w:rFonts w:ascii="Arial" w:hAnsi="Arial"/>
-      <w:lang w:val="en-GB" w:eastAsia="en-US"/>
+      <w:lang w:val="en-GB"/>
     </w:rPr>
   </w:style>
   <w:style w:type="paragraph" w:customStyle="1" w:styleId="certificateHeading">
@@ -6123,7 +6411,7 @@
     <w:rPr>
       <w:rFonts w:ascii="Arial Black" w:hAnsi="Arial Black"/>
       <w:sz w:val="18"/>
-      <w:lang w:val="en-GB" w:eastAsia="en-US"/>
+      <w:lang w:val="en-GB"/>
     </w:rPr>
   </w:style>
   <w:style w:type="character" w:customStyle="1" w:styleId="change">
